--- a/docs/reports/sprint-3-uat-results.docx
+++ b/docs/reports/sprint-3-uat-results.docx
@@ -41,7 +41,7 @@
           <w:sz w:val="22"/>
           <w:szCs w:val="22"/>
         </w:rPr>
-        <w:t xml:space="preserve"> Stage A complete · Stage B pending Tarry-side </w:t>
+        <w:t xml:space="preserve"> Stage A + Stage B both PASS · Sprint 3 closed </w:t>
       </w:r>
       <w:r>
         <w:rPr>
@@ -61,7 +61,7 @@
           <w:sz w:val="22"/>
           <w:szCs w:val="22"/>
         </w:rPr>
-        <w:t xml:space="preserve"> 2026-05-13 (Stage A actuals filled in) </w:t>
+        <w:t xml:space="preserve"> 2026-05-14 (Stage B B1–B10 filled in; sign-off table closed; Sprint 3 closed) </w:t>
       </w:r>
       <w:r>
         <w:rPr>
@@ -83,7 +83,7 @@
         </w:rPr>
         <w:t xml:space="preserve"> </w:t>
       </w:r>
-      <w:hyperlink w:history="1" r:id="rId_sxsckr5nskqopxonlsuj">
+      <w:hyperlink w:history="1" r:id="rIdkv0maa0bzohtl8chhlunw">
         <w:r>
           <w:rPr>
             <w:rFonts w:ascii="Georgia" w:cs="Georgia" w:eastAsia="Georgia" w:hAnsi="Georgia"/>
@@ -104,7 +104,7 @@
         </w:rPr>
         <w:t xml:space="preserve"> · </w:t>
       </w:r>
-      <w:hyperlink w:history="1" r:id="rIdlz1lfv-r78na5wh6ty0id">
+      <w:hyperlink w:history="1" r:id="rIdzspp_oocyaqu3d0cyl0yc">
         <w:r>
           <w:rPr>
             <w:rFonts w:ascii="Georgia" w:cs="Georgia" w:eastAsia="Georgia" w:hAnsi="Georgia"/>
@@ -3515,7 +3515,7 @@
           <w:sz w:val="30"/>
           <w:szCs w:val="30"/>
         </w:rPr>
-        <w:t xml:space="preserve">Stage B — Editorial / browser UAT (Tarry)</w:t>
+        <w:t xml:space="preserve">Stage B — Editorial / browser UAT (Tarry, 2026-05-14)</w:t>
       </w:r>
     </w:p>
     <w:tbl>
@@ -3820,41 +3820,39 @@
             <w:r>
               <w:rPr>
                 <w:rFonts w:ascii="Georgia" w:cs="Georgia" w:eastAsia="Georgia" w:hAnsi="Georgia"/>
-                <w:i/>
-                <w:iCs/>
-                <w:color w:val="0F172A"/>
-                <w:sz w:val="20"/>
-                <w:szCs w:val="20"/>
-              </w:rPr>
-              <w:t xml:space="preserve">pending Tarry</w:t>
-            </w:r>
-          </w:p>
-        </w:tc>
-        <w:tc>
-          <w:tcPr>
-            <w:tcW w:type="dxa" w:w="1872"/>
-            <w:tcBorders>
-              <w:top w:val="single" w:color="CBD5E1" w:sz="4"/>
-              <w:left w:val="single" w:color="CBD5E1" w:sz="4"/>
-              <w:bottom w:val="single" w:color="CBD5E1" w:sz="4"/>
-              <w:right w:val="single" w:color="CBD5E1" w:sz="4"/>
-            </w:tcBorders>
-            <w:tcMar>
-              <w:top w:type="dxa" w:w="80"/>
-              <w:left w:type="dxa" w:w="140"/>
-              <w:bottom w:type="dxa" w:w="80"/>
-              <w:right w:type="dxa" w:w="140"/>
-            </w:tcMar>
-          </w:tcPr>
-          <w:p>
-            <w:r>
-              <w:rPr>
-                <w:rFonts w:ascii="Georgia" w:cs="Georgia" w:eastAsia="Georgia" w:hAnsi="Georgia"/>
-                <w:color w:val="0F172A"/>
-                <w:sz w:val="20"/>
-                <w:szCs w:val="20"/>
-              </w:rPr>
-              <w:t xml:space="preserve">☐</w:t>
+                <w:color w:val="0F172A"/>
+                <w:sz w:val="20"/>
+                <w:szCs w:val="20"/>
+              </w:rPr>
+              <w:t xml:space="preserve">Drafts list page rendered as expected — cream paper, "Studio · Dispatches" mono label, Gloock "Where the next plate is on the desk" headline, gold "+ New Dispatch" pill.</w:t>
+            </w:r>
+          </w:p>
+        </w:tc>
+        <w:tc>
+          <w:tcPr>
+            <w:tcW w:type="dxa" w:w="1872"/>
+            <w:tcBorders>
+              <w:top w:val="single" w:color="CBD5E1" w:sz="4"/>
+              <w:left w:val="single" w:color="CBD5E1" w:sz="4"/>
+              <w:bottom w:val="single" w:color="CBD5E1" w:sz="4"/>
+              <w:right w:val="single" w:color="CBD5E1" w:sz="4"/>
+            </w:tcBorders>
+            <w:tcMar>
+              <w:top w:type="dxa" w:w="80"/>
+              <w:left w:type="dxa" w:w="140"/>
+              <w:bottom w:type="dxa" w:w="80"/>
+              <w:right w:type="dxa" w:w="140"/>
+            </w:tcMar>
+          </w:tcPr>
+          <w:p>
+            <w:r>
+              <w:rPr>
+                <w:rFonts w:ascii="Georgia" w:cs="Georgia" w:eastAsia="Georgia" w:hAnsi="Georgia"/>
+                <w:color w:val="0F172A"/>
+                <w:sz w:val="20"/>
+                <w:szCs w:val="20"/>
+              </w:rPr>
+              <w:t xml:space="preserve">☑</w:t>
             </w:r>
           </w:p>
         </w:tc>
@@ -3964,41 +3962,57 @@
             <w:r>
               <w:rPr>
                 <w:rFonts w:ascii="Georgia" w:cs="Georgia" w:eastAsia="Georgia" w:hAnsi="Georgia"/>
-                <w:i/>
-                <w:iCs/>
-                <w:color w:val="0F172A"/>
-                <w:sz w:val="20"/>
-                <w:szCs w:val="20"/>
-              </w:rPr>
-              <w:t xml:space="preserve">pending Tarry</w:t>
-            </w:r>
-          </w:p>
-        </w:tc>
-        <w:tc>
-          <w:tcPr>
-            <w:tcW w:type="dxa" w:w="1872"/>
-            <w:tcBorders>
-              <w:top w:val="single" w:color="CBD5E1" w:sz="4"/>
-              <w:left w:val="single" w:color="CBD5E1" w:sz="4"/>
-              <w:bottom w:val="single" w:color="CBD5E1" w:sz="4"/>
-              <w:right w:val="single" w:color="CBD5E1" w:sz="4"/>
-            </w:tcBorders>
-            <w:tcMar>
-              <w:top w:type="dxa" w:w="80"/>
-              <w:left w:type="dxa" w:w="140"/>
-              <w:bottom w:type="dxa" w:w="80"/>
-              <w:right w:type="dxa" w:w="140"/>
-            </w:tcMar>
-          </w:tcPr>
-          <w:p>
-            <w:r>
-              <w:rPr>
-                <w:rFonts w:ascii="Georgia" w:cs="Georgia" w:eastAsia="Georgia" w:hAnsi="Georgia"/>
-                <w:color w:val="0F172A"/>
-                <w:sz w:val="20"/>
-                <w:szCs w:val="20"/>
-              </w:rPr>
-              <w:t xml:space="preserve">☐</w:t>
+                <w:color w:val="0F172A"/>
+                <w:sz w:val="20"/>
+                <w:szCs w:val="20"/>
+              </w:rPr>
+              <w:t xml:space="preserve">Editor opened at </w:t>
+            </w:r>
+            <w:r>
+              <w:rPr>
+                <w:rFonts w:ascii="Menlo" w:cs="Menlo" w:eastAsia="Menlo" w:hAnsi="Menlo"/>
+                <w:color w:val="B45309"/>
+                <w:sz w:val="20"/>
+                <w:szCs w:val="20"/>
+              </w:rPr>
+              <w:t xml:space="preserve">/studio/editor</w:t>
+            </w:r>
+            <w:r>
+              <w:rPr>
+                <w:rFonts w:ascii="Georgia" w:cs="Georgia" w:eastAsia="Georgia" w:hAnsi="Georgia"/>
+                <w:color w:val="0F172A"/>
+                <w:sz w:val="20"/>
+                <w:szCs w:val="20"/>
+              </w:rPr>
+              <w:t xml:space="preserve">; title input focused; slug + category + excerpt + body all present; AI panel below carries the corrected "Claude Opus · 4K extended thinking" label (PR #11).</w:t>
+            </w:r>
+          </w:p>
+        </w:tc>
+        <w:tc>
+          <w:tcPr>
+            <w:tcW w:type="dxa" w:w="1872"/>
+            <w:tcBorders>
+              <w:top w:val="single" w:color="CBD5E1" w:sz="4"/>
+              <w:left w:val="single" w:color="CBD5E1" w:sz="4"/>
+              <w:bottom w:val="single" w:color="CBD5E1" w:sz="4"/>
+              <w:right w:val="single" w:color="CBD5E1" w:sz="4"/>
+            </w:tcBorders>
+            <w:tcMar>
+              <w:top w:type="dxa" w:w="80"/>
+              <w:left w:type="dxa" w:w="140"/>
+              <w:bottom w:type="dxa" w:w="80"/>
+              <w:right w:type="dxa" w:w="140"/>
+            </w:tcMar>
+          </w:tcPr>
+          <w:p>
+            <w:r>
+              <w:rPr>
+                <w:rFonts w:ascii="Georgia" w:cs="Georgia" w:eastAsia="Georgia" w:hAnsi="Georgia"/>
+                <w:color w:val="0F172A"/>
+                <w:sz w:val="20"/>
+                <w:szCs w:val="20"/>
+              </w:rPr>
+              <w:t xml:space="preserve">☑</w:t>
             </w:r>
           </w:p>
         </w:tc>
@@ -4108,41 +4122,93 @@
             <w:r>
               <w:rPr>
                 <w:rFonts w:ascii="Georgia" w:cs="Georgia" w:eastAsia="Georgia" w:hAnsi="Georgia"/>
-                <w:i/>
-                <w:iCs/>
-                <w:color w:val="0F172A"/>
-                <w:sz w:val="20"/>
-                <w:szCs w:val="20"/>
-              </w:rPr>
-              <w:t xml:space="preserve">pending Tarry</w:t>
-            </w:r>
-          </w:p>
-        </w:tc>
-        <w:tc>
-          <w:tcPr>
-            <w:tcW w:type="dxa" w:w="1872"/>
-            <w:tcBorders>
-              <w:top w:val="single" w:color="CBD5E1" w:sz="4"/>
-              <w:left w:val="single" w:color="CBD5E1" w:sz="4"/>
-              <w:bottom w:val="single" w:color="CBD5E1" w:sz="4"/>
-              <w:right w:val="single" w:color="CBD5E1" w:sz="4"/>
-            </w:tcBorders>
-            <w:tcMar>
-              <w:top w:type="dxa" w:w="80"/>
-              <w:left w:type="dxa" w:w="140"/>
-              <w:bottom w:type="dxa" w:w="80"/>
-              <w:right w:type="dxa" w:w="140"/>
-            </w:tcMar>
-          </w:tcPr>
-          <w:p>
-            <w:r>
-              <w:rPr>
-                <w:rFonts w:ascii="Georgia" w:cs="Georgia" w:eastAsia="Georgia" w:hAnsi="Georgia"/>
-                <w:color w:val="0F172A"/>
-                <w:sz w:val="20"/>
-                <w:szCs w:val="20"/>
-              </w:rPr>
-              <w:t xml:space="preserve">☐</w:t>
+                <w:color w:val="0F172A"/>
+                <w:sz w:val="20"/>
+                <w:szCs w:val="20"/>
+              </w:rPr>
+              <w:t xml:space="preserve">Title shown in Gloock display; slug auto-derived from title; word + reading-time counters updated in the sticky header; markdown shortcuts (</w:t>
+            </w:r>
+            <w:r>
+              <w:rPr>
+                <w:rFonts w:ascii="Menlo" w:cs="Menlo" w:eastAsia="Menlo" w:hAnsi="Menlo"/>
+                <w:color w:val="B45309"/>
+                <w:sz w:val="20"/>
+                <w:szCs w:val="20"/>
+              </w:rPr>
+              <w:t xml:space="preserve">##</w:t>
+            </w:r>
+            <w:r>
+              <w:rPr>
+                <w:rFonts w:ascii="Georgia" w:cs="Georgia" w:eastAsia="Georgia" w:hAnsi="Georgia"/>
+                <w:color w:val="0F172A"/>
+                <w:sz w:val="20"/>
+                <w:szCs w:val="20"/>
+              </w:rPr>
+              <w:t xml:space="preserve"> → H2, </w:t>
+            </w:r>
+            <w:r>
+              <w:rPr>
+                <w:rFonts w:ascii="Menlo" w:cs="Menlo" w:eastAsia="Menlo" w:hAnsi="Menlo"/>
+                <w:color w:val="B45309"/>
+                <w:sz w:val="20"/>
+                <w:szCs w:val="20"/>
+              </w:rPr>
+              <w:t xml:space="preserve">**bold**</w:t>
+            </w:r>
+            <w:r>
+              <w:rPr>
+                <w:rFonts w:ascii="Georgia" w:cs="Georgia" w:eastAsia="Georgia" w:hAnsi="Georgia"/>
+                <w:color w:val="0F172A"/>
+                <w:sz w:val="20"/>
+                <w:szCs w:val="20"/>
+              </w:rPr>
+              <w:t xml:space="preserve">, </w:t>
+            </w:r>
+            <w:r>
+              <w:rPr>
+                <w:rFonts w:ascii="Menlo" w:cs="Menlo" w:eastAsia="Menlo" w:hAnsi="Menlo"/>
+                <w:color w:val="B45309"/>
+                <w:sz w:val="20"/>
+                <w:szCs w:val="20"/>
+              </w:rPr>
+              <w:t xml:space="preserve">&gt; quote</w:t>
+            </w:r>
+            <w:r>
+              <w:rPr>
+                <w:rFonts w:ascii="Georgia" w:cs="Georgia" w:eastAsia="Georgia" w:hAnsi="Georgia"/>
+                <w:color w:val="0F172A"/>
+                <w:sz w:val="20"/>
+                <w:szCs w:val="20"/>
+              </w:rPr>
+              <w:t xml:space="preserve">) all rendered correctly inside the editor.</w:t>
+            </w:r>
+          </w:p>
+        </w:tc>
+        <w:tc>
+          <w:tcPr>
+            <w:tcW w:type="dxa" w:w="1872"/>
+            <w:tcBorders>
+              <w:top w:val="single" w:color="CBD5E1" w:sz="4"/>
+              <w:left w:val="single" w:color="CBD5E1" w:sz="4"/>
+              <w:bottom w:val="single" w:color="CBD5E1" w:sz="4"/>
+              <w:right w:val="single" w:color="CBD5E1" w:sz="4"/>
+            </w:tcBorders>
+            <w:tcMar>
+              <w:top w:type="dxa" w:w="80"/>
+              <w:left w:type="dxa" w:w="140"/>
+              <w:bottom w:type="dxa" w:w="80"/>
+              <w:right w:type="dxa" w:w="140"/>
+            </w:tcMar>
+          </w:tcPr>
+          <w:p>
+            <w:r>
+              <w:rPr>
+                <w:rFonts w:ascii="Georgia" w:cs="Georgia" w:eastAsia="Georgia" w:hAnsi="Georgia"/>
+                <w:color w:val="0F172A"/>
+                <w:sz w:val="20"/>
+                <w:szCs w:val="20"/>
+              </w:rPr>
+              <w:t xml:space="preserve">☑</w:t>
             </w:r>
           </w:p>
         </w:tc>
@@ -4252,41 +4318,160 @@
             <w:r>
               <w:rPr>
                 <w:rFonts w:ascii="Georgia" w:cs="Georgia" w:eastAsia="Georgia" w:hAnsi="Georgia"/>
-                <w:i/>
-                <w:iCs/>
-                <w:color w:val="0F172A"/>
-                <w:sz w:val="20"/>
-                <w:szCs w:val="20"/>
-              </w:rPr>
-              <w:t xml:space="preserve">pending Tarry</w:t>
-            </w:r>
-          </w:p>
-        </w:tc>
-        <w:tc>
-          <w:tcPr>
-            <w:tcW w:type="dxa" w:w="1872"/>
-            <w:tcBorders>
-              <w:top w:val="single" w:color="CBD5E1" w:sz="4"/>
-              <w:left w:val="single" w:color="CBD5E1" w:sz="4"/>
-              <w:bottom w:val="single" w:color="CBD5E1" w:sz="4"/>
-              <w:right w:val="single" w:color="CBD5E1" w:sz="4"/>
-            </w:tcBorders>
-            <w:tcMar>
-              <w:top w:type="dxa" w:w="80"/>
-              <w:left w:type="dxa" w:w="140"/>
-              <w:bottom w:type="dxa" w:w="80"/>
-              <w:right w:type="dxa" w:w="140"/>
-            </w:tcMar>
-          </w:tcPr>
-          <w:p>
-            <w:r>
-              <w:rPr>
-                <w:rFonts w:ascii="Georgia" w:cs="Georgia" w:eastAsia="Georgia" w:hAnsi="Georgia"/>
-                <w:color w:val="0F172A"/>
-                <w:sz w:val="20"/>
-                <w:szCs w:val="20"/>
-              </w:rPr>
-              <w:t xml:space="preserve">☐</w:t>
+                <w:b/>
+                <w:bCs/>
+                <w:color w:val="0F172A"/>
+                <w:sz w:val="20"/>
+                <w:szCs w:val="20"/>
+              </w:rPr>
+              <w:t xml:space="preserve">Caught two real bugs mid-flight.</w:t>
+            </w:r>
+            <w:r>
+              <w:rPr>
+                <w:rFonts w:ascii="Georgia" w:cs="Georgia" w:eastAsia="Georgia" w:hAnsi="Georgia"/>
+                <w:color w:val="0F172A"/>
+                <w:sz w:val="20"/>
+                <w:szCs w:val="20"/>
+              </w:rPr>
+              <w:t xml:space="preserve"> First attempt: autosave never fired (badge stayed at "Ready"). Manual Save Draft worked though. Root cause #1 — stale-closure in </w:t>
+            </w:r>
+            <w:r>
+              <w:rPr>
+                <w:rFonts w:ascii="Menlo" w:cs="Menlo" w:eastAsia="Menlo" w:hAnsi="Menlo"/>
+                <w:color w:val="B45309"/>
+                <w:sz w:val="20"/>
+                <w:szCs w:val="20"/>
+              </w:rPr>
+              <w:t xml:space="preserve">triggerAutosave</w:t>
+            </w:r>
+            <w:r>
+              <w:rPr>
+                <w:rFonts w:ascii="Georgia" w:cs="Georgia" w:eastAsia="Georgia" w:hAnsi="Georgia"/>
+                <w:color w:val="0F172A"/>
+                <w:sz w:val="20"/>
+                <w:szCs w:val="20"/>
+              </w:rPr>
+              <w:t xml:space="preserve"> → shipped fix (PR #12). Retried: autosave fired but, on a subsequent refresh, the saved body had been </w:t>
+            </w:r>
+            <w:r>
+              <w:rPr>
+                <w:rFonts w:ascii="Georgia" w:cs="Georgia" w:eastAsia="Georgia" w:hAnsi="Georgia"/>
+                <w:b/>
+                <w:bCs/>
+                <w:color w:val="0F172A"/>
+                <w:sz w:val="20"/>
+                <w:szCs w:val="20"/>
+              </w:rPr>
+              <w:t xml:space="preserve">erased</w:t>
+            </w:r>
+            <w:r>
+              <w:rPr>
+                <w:rFonts w:ascii="Georgia" w:cs="Georgia" w:eastAsia="Georgia" w:hAnsi="Georgia"/>
+                <w:color w:val="0F172A"/>
+                <w:sz w:val="20"/>
+                <w:szCs w:val="20"/>
+              </w:rPr>
+              <w:t xml:space="preserve"> in Supabase. Root cause #2 — </w:t>
+            </w:r>
+            <w:r>
+              <w:rPr>
+                <w:rFonts w:ascii="Menlo" w:cs="Menlo" w:eastAsia="Menlo" w:hAnsi="Menlo"/>
+                <w:color w:val="B45309"/>
+                <w:sz w:val="20"/>
+                <w:szCs w:val="20"/>
+              </w:rPr>
+              <w:t xml:space="preserve">useEffect</w:t>
+            </w:r>
+            <w:r>
+              <w:rPr>
+                <w:rFonts w:ascii="Georgia" w:cs="Georgia" w:eastAsia="Georgia" w:hAnsi="Georgia"/>
+                <w:color w:val="0F172A"/>
+                <w:sz w:val="20"/>
+                <w:szCs w:val="20"/>
+              </w:rPr>
+              <w:t xml:space="preserve"> on </w:t>
+            </w:r>
+            <w:r>
+              <w:rPr>
+                <w:rFonts w:ascii="Menlo" w:cs="Menlo" w:eastAsia="Menlo" w:hAnsi="Menlo"/>
+                <w:color w:val="B45309"/>
+                <w:sz w:val="20"/>
+                <w:szCs w:val="20"/>
+              </w:rPr>
+              <w:t xml:space="preserve">[frontmatter, slug]</w:t>
+            </w:r>
+            <w:r>
+              <w:rPr>
+                <w:rFonts w:ascii="Georgia" w:cs="Georgia" w:eastAsia="Georgia" w:hAnsi="Georgia"/>
+                <w:color w:val="0F172A"/>
+                <w:sz w:val="20"/>
+                <w:szCs w:val="20"/>
+              </w:rPr>
+              <w:t xml:space="preserve"> triggered autosave on initial mount, before the Tiptap editor had hydrated the saved content; the silent autosave wrote </w:t>
+            </w:r>
+            <w:r>
+              <w:rPr>
+                <w:rFonts w:ascii="Menlo" w:cs="Menlo" w:eastAsia="Menlo" w:hAnsi="Menlo"/>
+                <w:color w:val="B45309"/>
+                <w:sz w:val="20"/>
+                <w:szCs w:val="20"/>
+              </w:rPr>
+              <w:t xml:space="preserve">body=""</w:t>
+            </w:r>
+            <w:r>
+              <w:rPr>
+                <w:rFonts w:ascii="Georgia" w:cs="Georgia" w:eastAsia="Georgia" w:hAnsi="Georgia"/>
+                <w:color w:val="0F172A"/>
+                <w:sz w:val="20"/>
+                <w:szCs w:val="20"/>
+              </w:rPr>
+              <w:t xml:space="preserve"> and overwrote the prior manual save. Shipped fix (PR #13): autosave now only fires from real user input (editor.update + setFm + setSlug — no mount-firing useEffect); plus a belt-and-braces guard in </w:t>
+            </w:r>
+            <w:r>
+              <w:rPr>
+                <w:rFonts w:ascii="Menlo" w:cs="Menlo" w:eastAsia="Menlo" w:hAnsi="Menlo"/>
+                <w:color w:val="B45309"/>
+                <w:sz w:val="20"/>
+                <w:szCs w:val="20"/>
+              </w:rPr>
+              <w:t xml:space="preserve">save()</w:t>
+            </w:r>
+            <w:r>
+              <w:rPr>
+                <w:rFonts w:ascii="Georgia" w:cs="Georgia" w:eastAsia="Georgia" w:hAnsi="Georgia"/>
+                <w:color w:val="0F172A"/>
+                <w:sz w:val="20"/>
+                <w:szCs w:val="20"/>
+              </w:rPr>
+              <w:t xml:space="preserve"> that no-ops a silent autosave when the body is empty on an existing draft. Final pass after re-creation: badge transitioned Ready → Saving… → Saved exactly as designed; Supabase row persisted across page refresh.</w:t>
+            </w:r>
+          </w:p>
+        </w:tc>
+        <w:tc>
+          <w:tcPr>
+            <w:tcW w:type="dxa" w:w="1872"/>
+            <w:tcBorders>
+              <w:top w:val="single" w:color="CBD5E1" w:sz="4"/>
+              <w:left w:val="single" w:color="CBD5E1" w:sz="4"/>
+              <w:bottom w:val="single" w:color="CBD5E1" w:sz="4"/>
+              <w:right w:val="single" w:color="CBD5E1" w:sz="4"/>
+            </w:tcBorders>
+            <w:tcMar>
+              <w:top w:type="dxa" w:w="80"/>
+              <w:left w:type="dxa" w:w="140"/>
+              <w:bottom w:type="dxa" w:w="80"/>
+              <w:right w:type="dxa" w:w="140"/>
+            </w:tcMar>
+          </w:tcPr>
+          <w:p>
+            <w:r>
+              <w:rPr>
+                <w:rFonts w:ascii="Georgia" w:cs="Georgia" w:eastAsia="Georgia" w:hAnsi="Georgia"/>
+                <w:color w:val="0F172A"/>
+                <w:sz w:val="20"/>
+                <w:szCs w:val="20"/>
+              </w:rPr>
+              <w:t xml:space="preserve">☑</w:t>
             </w:r>
           </w:p>
         </w:tc>
@@ -4396,41 +4581,39 @@
             <w:r>
               <w:rPr>
                 <w:rFonts w:ascii="Georgia" w:cs="Georgia" w:eastAsia="Georgia" w:hAnsi="Georgia"/>
-                <w:i/>
-                <w:iCs/>
-                <w:color w:val="0F172A"/>
-                <w:sz w:val="20"/>
-                <w:szCs w:val="20"/>
-              </w:rPr>
-              <w:t xml:space="preserve">pending Tarry</w:t>
-            </w:r>
-          </w:p>
-        </w:tc>
-        <w:tc>
-          <w:tcPr>
-            <w:tcW w:type="dxa" w:w="1872"/>
-            <w:tcBorders>
-              <w:top w:val="single" w:color="CBD5E1" w:sz="4"/>
-              <w:left w:val="single" w:color="CBD5E1" w:sz="4"/>
-              <w:bottom w:val="single" w:color="CBD5E1" w:sz="4"/>
-              <w:right w:val="single" w:color="CBD5E1" w:sz="4"/>
-            </w:tcBorders>
-            <w:tcMar>
-              <w:top w:type="dxa" w:w="80"/>
-              <w:left w:type="dxa" w:w="140"/>
-              <w:bottom w:type="dxa" w:w="80"/>
-              <w:right w:type="dxa" w:w="140"/>
-            </w:tcMar>
-          </w:tcPr>
-          <w:p>
-            <w:r>
-              <w:rPr>
-                <w:rFonts w:ascii="Georgia" w:cs="Georgia" w:eastAsia="Georgia" w:hAnsi="Georgia"/>
-                <w:color w:val="0F172A"/>
-                <w:sz w:val="20"/>
-                <w:szCs w:val="20"/>
-              </w:rPr>
-              <w:t xml:space="preserve">☐</w:t>
+                <w:color w:val="0F172A"/>
+                <w:sz w:val="20"/>
+                <w:szCs w:val="20"/>
+              </w:rPr>
+              <w:t xml:space="preserve">Side-by-side preview pane rendered correctly. Plex Serif body, Gloock heading, gold-underlined links, copper-hairline blockquote — pixel-identical to the production blog post styling.</w:t>
+            </w:r>
+          </w:p>
+        </w:tc>
+        <w:tc>
+          <w:tcPr>
+            <w:tcW w:type="dxa" w:w="1872"/>
+            <w:tcBorders>
+              <w:top w:val="single" w:color="CBD5E1" w:sz="4"/>
+              <w:left w:val="single" w:color="CBD5E1" w:sz="4"/>
+              <w:bottom w:val="single" w:color="CBD5E1" w:sz="4"/>
+              <w:right w:val="single" w:color="CBD5E1" w:sz="4"/>
+            </w:tcBorders>
+            <w:tcMar>
+              <w:top w:type="dxa" w:w="80"/>
+              <w:left w:type="dxa" w:w="140"/>
+              <w:bottom w:type="dxa" w:w="80"/>
+              <w:right w:type="dxa" w:w="140"/>
+            </w:tcMar>
+          </w:tcPr>
+          <w:p>
+            <w:r>
+              <w:rPr>
+                <w:rFonts w:ascii="Georgia" w:cs="Georgia" w:eastAsia="Georgia" w:hAnsi="Georgia"/>
+                <w:color w:val="0F172A"/>
+                <w:sz w:val="20"/>
+                <w:szCs w:val="20"/>
+              </w:rPr>
+              <w:t xml:space="preserve">☑</w:t>
             </w:r>
           </w:p>
         </w:tc>
@@ -4540,41 +4723,39 @@
             <w:r>
               <w:rPr>
                 <w:rFonts w:ascii="Georgia" w:cs="Georgia" w:eastAsia="Georgia" w:hAnsi="Georgia"/>
-                <w:i/>
-                <w:iCs/>
-                <w:color w:val="0F172A"/>
-                <w:sz w:val="20"/>
-                <w:szCs w:val="20"/>
-              </w:rPr>
-              <w:t xml:space="preserve">pending Tarry</w:t>
-            </w:r>
-          </w:p>
-        </w:tc>
-        <w:tc>
-          <w:tcPr>
-            <w:tcW w:type="dxa" w:w="1872"/>
-            <w:tcBorders>
-              <w:top w:val="single" w:color="CBD5E1" w:sz="4"/>
-              <w:left w:val="single" w:color="CBD5E1" w:sz="4"/>
-              <w:bottom w:val="single" w:color="CBD5E1" w:sz="4"/>
-              <w:right w:val="single" w:color="CBD5E1" w:sz="4"/>
-            </w:tcBorders>
-            <w:tcMar>
-              <w:top w:type="dxa" w:w="80"/>
-              <w:left w:type="dxa" w:w="140"/>
-              <w:bottom w:type="dxa" w:w="80"/>
-              <w:right w:type="dxa" w:w="140"/>
-            </w:tcMar>
-          </w:tcPr>
-          <w:p>
-            <w:r>
-              <w:rPr>
-                <w:rFonts w:ascii="Georgia" w:cs="Georgia" w:eastAsia="Georgia" w:hAnsi="Georgia"/>
-                <w:color w:val="0F172A"/>
-                <w:sz w:val="20"/>
-                <w:szCs w:val="20"/>
-              </w:rPr>
-              <w:t xml:space="preserve">☐</w:t>
+                <w:color w:val="0F172A"/>
+                <w:sz w:val="20"/>
+                <w:szCs w:val="20"/>
+              </w:rPr>
+              <w:t xml:space="preserve">AI panel transitioned to "Thinking…", returned within ~30 s, appended 1–3 paragraphs in studio voice (no SaaS slop, British English, em-dash punctuation). Thinking-trace reveal showed extended-thinking output in mono as designed.</w:t>
+            </w:r>
+          </w:p>
+        </w:tc>
+        <w:tc>
+          <w:tcPr>
+            <w:tcW w:type="dxa" w:w="1872"/>
+            <w:tcBorders>
+              <w:top w:val="single" w:color="CBD5E1" w:sz="4"/>
+              <w:left w:val="single" w:color="CBD5E1" w:sz="4"/>
+              <w:bottom w:val="single" w:color="CBD5E1" w:sz="4"/>
+              <w:right w:val="single" w:color="CBD5E1" w:sz="4"/>
+            </w:tcBorders>
+            <w:tcMar>
+              <w:top w:type="dxa" w:w="80"/>
+              <w:left w:type="dxa" w:w="140"/>
+              <w:bottom w:type="dxa" w:w="80"/>
+              <w:right w:type="dxa" w:w="140"/>
+            </w:tcMar>
+          </w:tcPr>
+          <w:p>
+            <w:r>
+              <w:rPr>
+                <w:rFonts w:ascii="Georgia" w:cs="Georgia" w:eastAsia="Georgia" w:hAnsi="Georgia"/>
+                <w:color w:val="0F172A"/>
+                <w:sz w:val="20"/>
+                <w:szCs w:val="20"/>
+              </w:rPr>
+              <w:t xml:space="preserve">☑</w:t>
             </w:r>
           </w:p>
         </w:tc>
@@ -4684,41 +4865,39 @@
             <w:r>
               <w:rPr>
                 <w:rFonts w:ascii="Georgia" w:cs="Georgia" w:eastAsia="Georgia" w:hAnsi="Georgia"/>
-                <w:i/>
-                <w:iCs/>
-                <w:color w:val="0F172A"/>
-                <w:sz w:val="20"/>
-                <w:szCs w:val="20"/>
-              </w:rPr>
-              <w:t xml:space="preserve">pending Tarry</w:t>
-            </w:r>
-          </w:p>
-        </w:tc>
-        <w:tc>
-          <w:tcPr>
-            <w:tcW w:type="dxa" w:w="1872"/>
-            <w:tcBorders>
-              <w:top w:val="single" w:color="CBD5E1" w:sz="4"/>
-              <w:left w:val="single" w:color="CBD5E1" w:sz="4"/>
-              <w:bottom w:val="single" w:color="CBD5E1" w:sz="4"/>
-              <w:right w:val="single" w:color="CBD5E1" w:sz="4"/>
-            </w:tcBorders>
-            <w:tcMar>
-              <w:top w:type="dxa" w:w="80"/>
-              <w:left w:type="dxa" w:w="140"/>
-              <w:bottom w:type="dxa" w:w="80"/>
-              <w:right w:type="dxa" w:w="140"/>
-            </w:tcMar>
-          </w:tcPr>
-          <w:p>
-            <w:r>
-              <w:rPr>
-                <w:rFonts w:ascii="Georgia" w:cs="Georgia" w:eastAsia="Georgia" w:hAnsi="Georgia"/>
-                <w:color w:val="0F172A"/>
-                <w:sz w:val="20"/>
-                <w:szCs w:val="20"/>
-              </w:rPr>
-              <w:t xml:space="preserve">☐</w:t>
+                <w:color w:val="0F172A"/>
+                <w:sz w:val="20"/>
+                <w:szCs w:val="20"/>
+              </w:rPr>
+              <w:t xml:space="preserve">Selected a sentence + provided a "tighten" instruction → button → "Thinking…" → selection replaced in place with the rewritten passage. Original wording removed cleanly (no echo).</w:t>
+            </w:r>
+          </w:p>
+        </w:tc>
+        <w:tc>
+          <w:tcPr>
+            <w:tcW w:type="dxa" w:w="1872"/>
+            <w:tcBorders>
+              <w:top w:val="single" w:color="CBD5E1" w:sz="4"/>
+              <w:left w:val="single" w:color="CBD5E1" w:sz="4"/>
+              <w:bottom w:val="single" w:color="CBD5E1" w:sz="4"/>
+              <w:right w:val="single" w:color="CBD5E1" w:sz="4"/>
+            </w:tcBorders>
+            <w:tcMar>
+              <w:top w:type="dxa" w:w="80"/>
+              <w:left w:type="dxa" w:w="140"/>
+              <w:bottom w:type="dxa" w:w="80"/>
+              <w:right w:type="dxa" w:w="140"/>
+            </w:tcMar>
+          </w:tcPr>
+          <w:p>
+            <w:r>
+              <w:rPr>
+                <w:rFonts w:ascii="Georgia" w:cs="Georgia" w:eastAsia="Georgia" w:hAnsi="Georgia"/>
+                <w:color w:val="0F172A"/>
+                <w:sz w:val="20"/>
+                <w:szCs w:val="20"/>
+              </w:rPr>
+              <w:t xml:space="preserve">☑</w:t>
             </w:r>
           </w:p>
         </w:tc>
@@ -4846,41 +5025,57 @@
             <w:r>
               <w:rPr>
                 <w:rFonts w:ascii="Georgia" w:cs="Georgia" w:eastAsia="Georgia" w:hAnsi="Georgia"/>
-                <w:i/>
-                <w:iCs/>
-                <w:color w:val="0F172A"/>
-                <w:sz w:val="20"/>
-                <w:szCs w:val="20"/>
-              </w:rPr>
-              <w:t xml:space="preserve">pending Tarry</w:t>
-            </w:r>
-          </w:p>
-        </w:tc>
-        <w:tc>
-          <w:tcPr>
-            <w:tcW w:type="dxa" w:w="1872"/>
-            <w:tcBorders>
-              <w:top w:val="single" w:color="CBD5E1" w:sz="4"/>
-              <w:left w:val="single" w:color="CBD5E1" w:sz="4"/>
-              <w:bottom w:val="single" w:color="CBD5E1" w:sz="4"/>
-              <w:right w:val="single" w:color="CBD5E1" w:sz="4"/>
-            </w:tcBorders>
-            <w:tcMar>
-              <w:top w:type="dxa" w:w="80"/>
-              <w:left w:type="dxa" w:w="140"/>
-              <w:bottom w:type="dxa" w:w="80"/>
-              <w:right w:type="dxa" w:w="140"/>
-            </w:tcMar>
-          </w:tcPr>
-          <w:p>
-            <w:r>
-              <w:rPr>
-                <w:rFonts w:ascii="Georgia" w:cs="Georgia" w:eastAsia="Georgia" w:hAnsi="Georgia"/>
-                <w:color w:val="0F172A"/>
-                <w:sz w:val="20"/>
-                <w:szCs w:val="20"/>
-              </w:rPr>
-              <w:t xml:space="preserve">☐</w:t>
+                <w:color w:val="0F172A"/>
+                <w:sz w:val="20"/>
+                <w:szCs w:val="20"/>
+              </w:rPr>
+              <w:t xml:space="preserve">After PR #13 fix, full reload landed back on </w:t>
+            </w:r>
+            <w:r>
+              <w:rPr>
+                <w:rFonts w:ascii="Menlo" w:cs="Menlo" w:eastAsia="Menlo" w:hAnsi="Menlo"/>
+                <w:color w:val="B45309"/>
+                <w:sz w:val="20"/>
+                <w:szCs w:val="20"/>
+              </w:rPr>
+              <w:t xml:space="preserve">/studio/editor/&lt;slug&gt;</w:t>
+            </w:r>
+            <w:r>
+              <w:rPr>
+                <w:rFonts w:ascii="Georgia" w:cs="Georgia" w:eastAsia="Georgia" w:hAnsi="Georgia"/>
+                <w:color w:val="0F172A"/>
+                <w:sz w:val="20"/>
+                <w:szCs w:val="20"/>
+              </w:rPr>
+              <w:t xml:space="preserve"> with title, body (including AI-generated content from B6/B7) and frontmatter all persisted. Save badge correctly started at "Ready" (no mount-firing autosave).</w:t>
+            </w:r>
+          </w:p>
+        </w:tc>
+        <w:tc>
+          <w:tcPr>
+            <w:tcW w:type="dxa" w:w="1872"/>
+            <w:tcBorders>
+              <w:top w:val="single" w:color="CBD5E1" w:sz="4"/>
+              <w:left w:val="single" w:color="CBD5E1" w:sz="4"/>
+              <w:bottom w:val="single" w:color="CBD5E1" w:sz="4"/>
+              <w:right w:val="single" w:color="CBD5E1" w:sz="4"/>
+            </w:tcBorders>
+            <w:tcMar>
+              <w:top w:type="dxa" w:w="80"/>
+              <w:left w:type="dxa" w:w="140"/>
+              <w:bottom w:type="dxa" w:w="80"/>
+              <w:right w:type="dxa" w:w="140"/>
+            </w:tcMar>
+          </w:tcPr>
+          <w:p>
+            <w:r>
+              <w:rPr>
+                <w:rFonts w:ascii="Georgia" w:cs="Georgia" w:eastAsia="Georgia" w:hAnsi="Georgia"/>
+                <w:color w:val="0F172A"/>
+                <w:sz w:val="20"/>
+                <w:szCs w:val="20"/>
+              </w:rPr>
+              <w:t xml:space="preserve">☑</w:t>
             </w:r>
           </w:p>
         </w:tc>
@@ -5008,41 +5203,140 @@
             <w:r>
               <w:rPr>
                 <w:rFonts w:ascii="Georgia" w:cs="Georgia" w:eastAsia="Georgia" w:hAnsi="Georgia"/>
-                <w:i/>
-                <w:iCs/>
-                <w:color w:val="0F172A"/>
-                <w:sz w:val="20"/>
-                <w:szCs w:val="20"/>
-              </w:rPr>
-              <w:t xml:space="preserve">pending Tarry — optional</w:t>
-            </w:r>
-          </w:p>
-        </w:tc>
-        <w:tc>
-          <w:tcPr>
-            <w:tcW w:type="dxa" w:w="1872"/>
-            <w:tcBorders>
-              <w:top w:val="single" w:color="CBD5E1" w:sz="4"/>
-              <w:left w:val="single" w:color="CBD5E1" w:sz="4"/>
-              <w:bottom w:val="single" w:color="CBD5E1" w:sz="4"/>
-              <w:right w:val="single" w:color="CBD5E1" w:sz="4"/>
-            </w:tcBorders>
-            <w:tcMar>
-              <w:top w:type="dxa" w:w="80"/>
-              <w:left w:type="dxa" w:w="140"/>
-              <w:bottom w:type="dxa" w:w="80"/>
-              <w:right w:type="dxa" w:w="140"/>
-            </w:tcMar>
-          </w:tcPr>
-          <w:p>
-            <w:r>
-              <w:rPr>
-                <w:rFonts w:ascii="Georgia" w:cs="Georgia" w:eastAsia="Georgia" w:hAnsi="Georgia"/>
-                <w:color w:val="0F172A"/>
-                <w:sz w:val="20"/>
-                <w:szCs w:val="20"/>
-              </w:rPr>
-              <w:t xml:space="preserve">☐</w:t>
+                <w:b/>
+                <w:bCs/>
+                <w:color w:val="0F172A"/>
+                <w:sz w:val="20"/>
+                <w:szCs w:val="20"/>
+              </w:rPr>
+              <w:t xml:space="preserve">Tarry published "Four Weeks That Bent the AI Arc"</w:t>
+            </w:r>
+            <w:r>
+              <w:rPr>
+                <w:rFonts w:ascii="Georgia" w:cs="Georgia" w:eastAsia="Georgia" w:hAnsi="Georgia"/>
+                <w:color w:val="0F172A"/>
+                <w:sz w:val="20"/>
+                <w:szCs w:val="20"/>
+              </w:rPr>
+              <w:t xml:space="preserve"> (slug </w:t>
+            </w:r>
+            <w:r>
+              <w:rPr>
+                <w:rFonts w:ascii="Menlo" w:cs="Menlo" w:eastAsia="Menlo" w:hAnsi="Menlo"/>
+                <w:color w:val="B45309"/>
+                <w:sz w:val="20"/>
+                <w:szCs w:val="20"/>
+              </w:rPr>
+              <w:t xml:space="preserve">four-weeks-that-bent-the-ai-arc</w:t>
+            </w:r>
+            <w:r>
+              <w:rPr>
+                <w:rFonts w:ascii="Georgia" w:cs="Georgia" w:eastAsia="Georgia" w:hAnsi="Georgia"/>
+                <w:color w:val="0F172A"/>
+                <w:sz w:val="20"/>
+                <w:szCs w:val="20"/>
+              </w:rPr>
+              <w:t xml:space="preserve">) end-to-end via the Publish button. Octokit commit landed on </w:t>
+            </w:r>
+            <w:r>
+              <w:rPr>
+                <w:rFonts w:ascii="Menlo" w:cs="Menlo" w:eastAsia="Menlo" w:hAnsi="Menlo"/>
+                <w:color w:val="B45309"/>
+                <w:sz w:val="20"/>
+                <w:szCs w:val="20"/>
+              </w:rPr>
+              <w:t xml:space="preserve">main</w:t>
+            </w:r>
+            <w:r>
+              <w:rPr>
+                <w:rFonts w:ascii="Georgia" w:cs="Georgia" w:eastAsia="Georgia" w:hAnsi="Georgia"/>
+                <w:color w:val="0F172A"/>
+                <w:sz w:val="20"/>
+                <w:szCs w:val="20"/>
+              </w:rPr>
+              <w:t xml:space="preserve"> (commit </w:t>
+            </w:r>
+            <w:r>
+              <w:rPr>
+                <w:rFonts w:ascii="Menlo" w:cs="Menlo" w:eastAsia="Menlo" w:hAnsi="Menlo"/>
+                <w:color w:val="B45309"/>
+                <w:sz w:val="20"/>
+                <w:szCs w:val="20"/>
+              </w:rPr>
+              <w:t xml:space="preserve">36c3357</w:t>
+            </w:r>
+            <w:r>
+              <w:rPr>
+                <w:rFonts w:ascii="Georgia" w:cs="Georgia" w:eastAsia="Georgia" w:hAnsi="Georgia"/>
+                <w:color w:val="0F172A"/>
+                <w:sz w:val="20"/>
+                <w:szCs w:val="20"/>
+              </w:rPr>
+              <w:t xml:space="preserve"> — </w:t>
+            </w:r>
+            <w:r>
+              <w:rPr>
+                <w:rFonts w:ascii="Menlo" w:cs="Menlo" w:eastAsia="Menlo" w:hAnsi="Menlo"/>
+                <w:color w:val="B45309"/>
+                <w:sz w:val="20"/>
+                <w:szCs w:val="20"/>
+              </w:rPr>
+              <w:t xml:space="preserve">feat(blog): publish four-weeks-that-bent-the-ai-arc</w:t>
+            </w:r>
+            <w:r>
+              <w:rPr>
+                <w:rFonts w:ascii="Georgia" w:cs="Georgia" w:eastAsia="Georgia" w:hAnsi="Georgia"/>
+                <w:color w:val="0F172A"/>
+                <w:sz w:val="20"/>
+                <w:szCs w:val="20"/>
+              </w:rPr>
+              <w:t xml:space="preserve">). Vercel auto-deployed; </w:t>
+            </w:r>
+            <w:r>
+              <w:rPr>
+                <w:rFonts w:ascii="Menlo" w:cs="Menlo" w:eastAsia="Menlo" w:hAnsi="Menlo"/>
+                <w:color w:val="B45309"/>
+                <w:sz w:val="20"/>
+                <w:szCs w:val="20"/>
+              </w:rPr>
+              <w:t xml:space="preserve">https://www.tarrysingh.com/blog/four-weeks-that-bent-the-ai-arc</w:t>
+            </w:r>
+            <w:r>
+              <w:rPr>
+                <w:rFonts w:ascii="Georgia" w:cs="Georgia" w:eastAsia="Georgia" w:hAnsi="Georgia"/>
+                <w:color w:val="0F172A"/>
+                <w:sz w:val="20"/>
+                <w:szCs w:val="20"/>
+              </w:rPr>
+              <w:t xml:space="preserve"> → 200. RSS feed and post title both confirmed.</w:t>
+            </w:r>
+          </w:p>
+        </w:tc>
+        <w:tc>
+          <w:tcPr>
+            <w:tcW w:type="dxa" w:w="1872"/>
+            <w:tcBorders>
+              <w:top w:val="single" w:color="CBD5E1" w:sz="4"/>
+              <w:left w:val="single" w:color="CBD5E1" w:sz="4"/>
+              <w:bottom w:val="single" w:color="CBD5E1" w:sz="4"/>
+              <w:right w:val="single" w:color="CBD5E1" w:sz="4"/>
+            </w:tcBorders>
+            <w:tcMar>
+              <w:top w:type="dxa" w:w="80"/>
+              <w:left w:type="dxa" w:w="140"/>
+              <w:bottom w:type="dxa" w:w="80"/>
+              <w:right w:type="dxa" w:w="140"/>
+            </w:tcMar>
+          </w:tcPr>
+          <w:p>
+            <w:r>
+              <w:rPr>
+                <w:rFonts w:ascii="Georgia" w:cs="Georgia" w:eastAsia="Georgia" w:hAnsi="Georgia"/>
+                <w:color w:val="0F172A"/>
+                <w:sz w:val="20"/>
+                <w:szCs w:val="20"/>
+              </w:rPr>
+              <w:t xml:space="preserve">☑</w:t>
             </w:r>
           </w:p>
         </w:tc>
@@ -5152,41 +5446,75 @@
             <w:r>
               <w:rPr>
                 <w:rFonts w:ascii="Georgia" w:cs="Georgia" w:eastAsia="Georgia" w:hAnsi="Georgia"/>
-                <w:i/>
-                <w:iCs/>
-                <w:color w:val="0F172A"/>
-                <w:sz w:val="20"/>
-                <w:szCs w:val="20"/>
-              </w:rPr>
-              <w:t xml:space="preserve">pending Tarry — optional</w:t>
-            </w:r>
-          </w:p>
-        </w:tc>
-        <w:tc>
-          <w:tcPr>
-            <w:tcW w:type="dxa" w:w="1872"/>
-            <w:tcBorders>
-              <w:top w:val="single" w:color="CBD5E1" w:sz="4"/>
-              <w:left w:val="single" w:color="CBD5E1" w:sz="4"/>
-              <w:bottom w:val="single" w:color="CBD5E1" w:sz="4"/>
-              <w:right w:val="single" w:color="CBD5E1" w:sz="4"/>
-            </w:tcBorders>
-            <w:tcMar>
-              <w:top w:type="dxa" w:w="80"/>
-              <w:left w:type="dxa" w:w="140"/>
-              <w:bottom w:type="dxa" w:w="80"/>
-              <w:right w:type="dxa" w:w="140"/>
-            </w:tcMar>
-          </w:tcPr>
-          <w:p>
-            <w:r>
-              <w:rPr>
-                <w:rFonts w:ascii="Georgia" w:cs="Georgia" w:eastAsia="Georgia" w:hAnsi="Georgia"/>
-                <w:color w:val="0F172A"/>
-                <w:sz w:val="20"/>
-                <w:szCs w:val="20"/>
-              </w:rPr>
-              <w:t xml:space="preserve">☐</w:t>
+                <w:color w:val="0F172A"/>
+                <w:sz w:val="20"/>
+                <w:szCs w:val="20"/>
+              </w:rPr>
+              <w:t xml:space="preserve">Drafts table at </w:t>
+            </w:r>
+            <w:r>
+              <w:rPr>
+                <w:rFonts w:ascii="Menlo" w:cs="Menlo" w:eastAsia="Menlo" w:hAnsi="Menlo"/>
+                <w:color w:val="B45309"/>
+                <w:sz w:val="20"/>
+                <w:szCs w:val="20"/>
+              </w:rPr>
+              <w:t xml:space="preserve">studio_drafts</w:t>
+            </w:r>
+            <w:r>
+              <w:rPr>
+                <w:rFonts w:ascii="Georgia" w:cs="Georgia" w:eastAsia="Georgia" w:hAnsi="Georgia"/>
+                <w:color w:val="0F172A"/>
+                <w:sz w:val="20"/>
+                <w:szCs w:val="20"/>
+              </w:rPr>
+              <w:t xml:space="preserve"> queried post-publish — </w:t>
+            </w:r>
+            <w:r>
+              <w:rPr>
+                <w:rFonts w:ascii="Menlo" w:cs="Menlo" w:eastAsia="Menlo" w:hAnsi="Menlo"/>
+                <w:color w:val="B45309"/>
+                <w:sz w:val="20"/>
+                <w:szCs w:val="20"/>
+              </w:rPr>
+              <w:t xml:space="preserve">count: 0</w:t>
+            </w:r>
+            <w:r>
+              <w:rPr>
+                <w:rFonts w:ascii="Georgia" w:cs="Georgia" w:eastAsia="Georgia" w:hAnsi="Georgia"/>
+                <w:color w:val="0F172A"/>
+                <w:sz w:val="20"/>
+                <w:szCs w:val="20"/>
+              </w:rPr>
+              <w:t xml:space="preserve"> remaining. Publish handler correctly deleted the draft row after committing to main.</w:t>
+            </w:r>
+          </w:p>
+        </w:tc>
+        <w:tc>
+          <w:tcPr>
+            <w:tcW w:type="dxa" w:w="1872"/>
+            <w:tcBorders>
+              <w:top w:val="single" w:color="CBD5E1" w:sz="4"/>
+              <w:left w:val="single" w:color="CBD5E1" w:sz="4"/>
+              <w:bottom w:val="single" w:color="CBD5E1" w:sz="4"/>
+              <w:right w:val="single" w:color="CBD5E1" w:sz="4"/>
+            </w:tcBorders>
+            <w:tcMar>
+              <w:top w:type="dxa" w:w="80"/>
+              <w:left w:type="dxa" w:w="140"/>
+              <w:bottom w:type="dxa" w:w="80"/>
+              <w:right w:type="dxa" w:w="140"/>
+            </w:tcMar>
+          </w:tcPr>
+          <w:p>
+            <w:r>
+              <w:rPr>
+                <w:rFonts w:ascii="Georgia" w:cs="Georgia" w:eastAsia="Georgia" w:hAnsi="Georgia"/>
+                <w:color w:val="0F172A"/>
+                <w:sz w:val="20"/>
+                <w:szCs w:val="20"/>
+              </w:rPr>
+              <w:t xml:space="preserve">☑</w:t>
             </w:r>
           </w:p>
         </w:tc>
@@ -5206,9 +5534,559 @@
           <w:sz w:val="26"/>
           <w:szCs w:val="26"/>
         </w:rPr>
-        <w:t xml:space="preserve">Screenshots / notes (Stage B)</w:t>
+        <w:t xml:space="preserve">Side-quests caught during Stage B (all fixed mid-flight)</w:t>
       </w:r>
     </w:p>
+    <w:tbl>
+      <w:tblPr>
+        <w:tblW w:type="dxa" w:w="9360"/>
+        <w:tblBorders>
+          <w:top w:val="single" w:color="auto" w:sz="4"/>
+          <w:left w:val="single" w:color="auto" w:sz="4"/>
+          <w:bottom w:val="single" w:color="auto" w:sz="4"/>
+          <w:right w:val="single" w:color="auto" w:sz="4"/>
+          <w:insideH w:val="single" w:color="auto" w:sz="4"/>
+          <w:insideV w:val="single" w:color="auto" w:sz="4"/>
+        </w:tblBorders>
+      </w:tblPr>
+      <w:tblGrid>
+        <w:gridCol w:w="3370"/>
+        <w:gridCol w:w="4305"/>
+        <w:gridCol w:w="1685"/>
+      </w:tblGrid>
+      <w:tr>
+        <w:trPr>
+          <w:tblHeader/>
+        </w:trPr>
+        <w:tc>
+          <w:tcPr>
+            <w:tcW w:type="dxa" w:w="3370"/>
+            <w:tcBorders>
+              <w:top w:val="single" w:color="CBD5E1" w:sz="4"/>
+              <w:left w:val="single" w:color="CBD5E1" w:sz="4"/>
+              <w:bottom w:val="single" w:color="CBD5E1" w:sz="4"/>
+              <w:right w:val="single" w:color="CBD5E1" w:sz="4"/>
+            </w:tcBorders>
+            <w:shd w:fill="F8FAFC" w:val="clear"/>
+            <w:tcMar>
+              <w:top w:type="dxa" w:w="80"/>
+              <w:left w:type="dxa" w:w="140"/>
+              <w:bottom w:type="dxa" w:w="80"/>
+              <w:right w:type="dxa" w:w="140"/>
+            </w:tcMar>
+          </w:tcPr>
+          <w:p>
+            <w:r>
+              <w:rPr>
+                <w:rFonts w:ascii="Menlo" w:cs="Menlo" w:eastAsia="Menlo" w:hAnsi="Menlo"/>
+                <w:b/>
+                <w:bCs/>
+                <w:color w:val="0F172A"/>
+                <w:sz w:val="18"/>
+                <w:szCs w:val="18"/>
+              </w:rPr>
+              <w:t xml:space="preserve">Caught at</w:t>
+            </w:r>
+          </w:p>
+        </w:tc>
+        <w:tc>
+          <w:tcPr>
+            <w:tcW w:type="dxa" w:w="4305"/>
+            <w:tcBorders>
+              <w:top w:val="single" w:color="CBD5E1" w:sz="4"/>
+              <w:left w:val="single" w:color="CBD5E1" w:sz="4"/>
+              <w:bottom w:val="single" w:color="CBD5E1" w:sz="4"/>
+              <w:right w:val="single" w:color="CBD5E1" w:sz="4"/>
+            </w:tcBorders>
+            <w:shd w:fill="F8FAFC" w:val="clear"/>
+            <w:tcMar>
+              <w:top w:type="dxa" w:w="80"/>
+              <w:left w:type="dxa" w:w="140"/>
+              <w:bottom w:type="dxa" w:w="80"/>
+              <w:right w:type="dxa" w:w="140"/>
+            </w:tcMar>
+          </w:tcPr>
+          <w:p>
+            <w:r>
+              <w:rPr>
+                <w:rFonts w:ascii="Menlo" w:cs="Menlo" w:eastAsia="Menlo" w:hAnsi="Menlo"/>
+                <w:b/>
+                <w:bCs/>
+                <w:color w:val="0F172A"/>
+                <w:sz w:val="18"/>
+                <w:szCs w:val="18"/>
+              </w:rPr>
+              <w:t xml:space="preserve">Fix</w:t>
+            </w:r>
+          </w:p>
+        </w:tc>
+        <w:tc>
+          <w:tcPr>
+            <w:tcW w:type="dxa" w:w="1685"/>
+            <w:tcBorders>
+              <w:top w:val="single" w:color="CBD5E1" w:sz="4"/>
+              <w:left w:val="single" w:color="CBD5E1" w:sz="4"/>
+              <w:bottom w:val="single" w:color="CBD5E1" w:sz="4"/>
+              <w:right w:val="single" w:color="CBD5E1" w:sz="4"/>
+            </w:tcBorders>
+            <w:shd w:fill="F8FAFC" w:val="clear"/>
+            <w:tcMar>
+              <w:top w:type="dxa" w:w="80"/>
+              <w:left w:type="dxa" w:w="140"/>
+              <w:bottom w:type="dxa" w:w="80"/>
+              <w:right w:type="dxa" w:w="140"/>
+            </w:tcMar>
+          </w:tcPr>
+          <w:p>
+            <w:r>
+              <w:rPr>
+                <w:rFonts w:ascii="Menlo" w:cs="Menlo" w:eastAsia="Menlo" w:hAnsi="Menlo"/>
+                <w:b/>
+                <w:bCs/>
+                <w:color w:val="0F172A"/>
+                <w:sz w:val="18"/>
+                <w:szCs w:val="18"/>
+              </w:rPr>
+              <w:t xml:space="preserve">PR</w:t>
+            </w:r>
+          </w:p>
+        </w:tc>
+      </w:tr>
+      <w:tr>
+        <w:tc>
+          <w:tcPr>
+            <w:tcW w:type="dxa" w:w="3370"/>
+            <w:tcBorders>
+              <w:top w:val="single" w:color="CBD5E1" w:sz="4"/>
+              <w:left w:val="single" w:color="CBD5E1" w:sz="4"/>
+              <w:bottom w:val="single" w:color="CBD5E1" w:sz="4"/>
+              <w:right w:val="single" w:color="CBD5E1" w:sz="4"/>
+            </w:tcBorders>
+            <w:tcMar>
+              <w:top w:type="dxa" w:w="80"/>
+              <w:left w:type="dxa" w:w="140"/>
+              <w:bottom w:type="dxa" w:w="80"/>
+              <w:right w:type="dxa" w:w="140"/>
+            </w:tcMar>
+          </w:tcPr>
+          <w:p>
+            <w:r>
+              <w:rPr>
+                <w:rFonts w:ascii="Georgia" w:cs="Georgia" w:eastAsia="Georgia" w:hAnsi="Georgia"/>
+                <w:color w:val="0F172A"/>
+                <w:sz w:val="20"/>
+                <w:szCs w:val="20"/>
+              </w:rPr>
+              <w:t xml:space="preserve">B2 — UI labelled the AI "Claude Opus 4.7-extended" but the env was set to </w:t>
+            </w:r>
+            <w:r>
+              <w:rPr>
+                <w:rFonts w:ascii="Menlo" w:cs="Menlo" w:eastAsia="Menlo" w:hAnsi="Menlo"/>
+                <w:color w:val="B45309"/>
+                <w:sz w:val="20"/>
+                <w:szCs w:val="20"/>
+              </w:rPr>
+              <w:t xml:space="preserve">claude-opus-4-6</w:t>
+            </w:r>
+            <w:r>
+              <w:rPr>
+                <w:rFonts w:ascii="Georgia" w:cs="Georgia" w:eastAsia="Georgia" w:hAnsi="Georgia"/>
+                <w:color w:val="0F172A"/>
+                <w:sz w:val="20"/>
+                <w:szCs w:val="20"/>
+              </w:rPr>
+              <w:t xml:space="preserve">.</w:t>
+            </w:r>
+          </w:p>
+        </w:tc>
+        <w:tc>
+          <w:tcPr>
+            <w:tcW w:type="dxa" w:w="4305"/>
+            <w:tcBorders>
+              <w:top w:val="single" w:color="CBD5E1" w:sz="4"/>
+              <w:left w:val="single" w:color="CBD5E1" w:sz="4"/>
+              <w:bottom w:val="single" w:color="CBD5E1" w:sz="4"/>
+              <w:right w:val="single" w:color="CBD5E1" w:sz="4"/>
+            </w:tcBorders>
+            <w:tcMar>
+              <w:top w:type="dxa" w:w="80"/>
+              <w:left w:type="dxa" w:w="140"/>
+              <w:bottom w:type="dxa" w:w="80"/>
+              <w:right w:type="dxa" w:w="140"/>
+            </w:tcMar>
+          </w:tcPr>
+          <w:p>
+            <w:r>
+              <w:rPr>
+                <w:rFonts w:ascii="Georgia" w:cs="Georgia" w:eastAsia="Georgia" w:hAnsi="Georgia"/>
+                <w:color w:val="0F172A"/>
+                <w:sz w:val="20"/>
+                <w:szCs w:val="20"/>
+              </w:rPr>
+              <w:t xml:space="preserve">Dropped the version from the label entirely; now reads "Claude Opus · 4K extended thinking".</w:t>
+            </w:r>
+          </w:p>
+        </w:tc>
+        <w:tc>
+          <w:tcPr>
+            <w:tcW w:type="dxa" w:w="1685"/>
+            <w:tcBorders>
+              <w:top w:val="single" w:color="CBD5E1" w:sz="4"/>
+              <w:left w:val="single" w:color="CBD5E1" w:sz="4"/>
+              <w:bottom w:val="single" w:color="CBD5E1" w:sz="4"/>
+              <w:right w:val="single" w:color="CBD5E1" w:sz="4"/>
+            </w:tcBorders>
+            <w:tcMar>
+              <w:top w:type="dxa" w:w="80"/>
+              <w:left w:type="dxa" w:w="140"/>
+              <w:bottom w:type="dxa" w:w="80"/>
+              <w:right w:type="dxa" w:w="140"/>
+            </w:tcMar>
+          </w:tcPr>
+          <w:p>
+            <w:r>
+              <w:rPr>
+                <w:rFonts w:ascii="Georgia" w:cs="Georgia" w:eastAsia="Georgia" w:hAnsi="Georgia"/>
+                <w:color w:val="0F172A"/>
+                <w:sz w:val="20"/>
+                <w:szCs w:val="20"/>
+              </w:rPr>
+              <w:t xml:space="preserve">#11</w:t>
+            </w:r>
+          </w:p>
+        </w:tc>
+      </w:tr>
+      <w:tr>
+        <w:tc>
+          <w:tcPr>
+            <w:tcW w:type="dxa" w:w="3370"/>
+            <w:tcBorders>
+              <w:top w:val="single" w:color="CBD5E1" w:sz="4"/>
+              <w:left w:val="single" w:color="CBD5E1" w:sz="4"/>
+              <w:bottom w:val="single" w:color="CBD5E1" w:sz="4"/>
+              <w:right w:val="single" w:color="CBD5E1" w:sz="4"/>
+            </w:tcBorders>
+            <w:tcMar>
+              <w:top w:type="dxa" w:w="80"/>
+              <w:left w:type="dxa" w:w="140"/>
+              <w:bottom w:type="dxa" w:w="80"/>
+              <w:right w:type="dxa" w:w="140"/>
+            </w:tcMar>
+          </w:tcPr>
+          <w:p>
+            <w:r>
+              <w:rPr>
+                <w:rFonts w:ascii="Georgia" w:cs="Georgia" w:eastAsia="Georgia" w:hAnsi="Georgia"/>
+                <w:color w:val="0F172A"/>
+                <w:sz w:val="20"/>
+                <w:szCs w:val="20"/>
+              </w:rPr>
+              <w:t xml:space="preserve">B4 — autosave silently aborted (stale-closure).</w:t>
+            </w:r>
+          </w:p>
+        </w:tc>
+        <w:tc>
+          <w:tcPr>
+            <w:tcW w:type="dxa" w:w="4305"/>
+            <w:tcBorders>
+              <w:top w:val="single" w:color="CBD5E1" w:sz="4"/>
+              <w:left w:val="single" w:color="CBD5E1" w:sz="4"/>
+              <w:bottom w:val="single" w:color="CBD5E1" w:sz="4"/>
+              <w:right w:val="single" w:color="CBD5E1" w:sz="4"/>
+            </w:tcBorders>
+            <w:tcMar>
+              <w:top w:type="dxa" w:w="80"/>
+              <w:left w:type="dxa" w:w="140"/>
+              <w:bottom w:type="dxa" w:w="80"/>
+              <w:right w:type="dxa" w:w="140"/>
+            </w:tcMar>
+          </w:tcPr>
+          <w:p>
+            <w:r>
+              <w:rPr>
+                <w:rFonts w:ascii="Georgia" w:cs="Georgia" w:eastAsia="Georgia" w:hAnsi="Georgia"/>
+                <w:color w:val="0F172A"/>
+                <w:sz w:val="20"/>
+                <w:szCs w:val="20"/>
+              </w:rPr>
+              <w:t xml:space="preserve">Routed </w:t>
+            </w:r>
+            <w:r>
+              <w:rPr>
+                <w:rFonts w:ascii="Menlo" w:cs="Menlo" w:eastAsia="Menlo" w:hAnsi="Menlo"/>
+                <w:color w:val="B45309"/>
+                <w:sz w:val="20"/>
+                <w:szCs w:val="20"/>
+              </w:rPr>
+              <w:t xml:space="preserve">save()</w:t>
+            </w:r>
+            <w:r>
+              <w:rPr>
+                <w:rFonts w:ascii="Georgia" w:cs="Georgia" w:eastAsia="Georgia" w:hAnsi="Georgia"/>
+                <w:color w:val="0F172A"/>
+                <w:sz w:val="20"/>
+                <w:szCs w:val="20"/>
+              </w:rPr>
+              <w:t xml:space="preserve"> through a </w:t>
+            </w:r>
+            <w:r>
+              <w:rPr>
+                <w:rFonts w:ascii="Menlo" w:cs="Menlo" w:eastAsia="Menlo" w:hAnsi="Menlo"/>
+                <w:color w:val="B45309"/>
+                <w:sz w:val="20"/>
+                <w:szCs w:val="20"/>
+              </w:rPr>
+              <w:t xml:space="preserve">useRef</w:t>
+            </w:r>
+            <w:r>
+              <w:rPr>
+                <w:rFonts w:ascii="Georgia" w:cs="Georgia" w:eastAsia="Georgia" w:hAnsi="Georgia"/>
+                <w:color w:val="0F172A"/>
+                <w:sz w:val="20"/>
+                <w:szCs w:val="20"/>
+              </w:rPr>
+              <w:t xml:space="preserve"> so the debounced timer always calls the latest closure.</w:t>
+            </w:r>
+          </w:p>
+        </w:tc>
+        <w:tc>
+          <w:tcPr>
+            <w:tcW w:type="dxa" w:w="1685"/>
+            <w:tcBorders>
+              <w:top w:val="single" w:color="CBD5E1" w:sz="4"/>
+              <w:left w:val="single" w:color="CBD5E1" w:sz="4"/>
+              <w:bottom w:val="single" w:color="CBD5E1" w:sz="4"/>
+              <w:right w:val="single" w:color="CBD5E1" w:sz="4"/>
+            </w:tcBorders>
+            <w:tcMar>
+              <w:top w:type="dxa" w:w="80"/>
+              <w:left w:type="dxa" w:w="140"/>
+              <w:bottom w:type="dxa" w:w="80"/>
+              <w:right w:type="dxa" w:w="140"/>
+            </w:tcMar>
+          </w:tcPr>
+          <w:p>
+            <w:r>
+              <w:rPr>
+                <w:rFonts w:ascii="Georgia" w:cs="Georgia" w:eastAsia="Georgia" w:hAnsi="Georgia"/>
+                <w:color w:val="0F172A"/>
+                <w:sz w:val="20"/>
+                <w:szCs w:val="20"/>
+              </w:rPr>
+              <w:t xml:space="preserve">#12</w:t>
+            </w:r>
+          </w:p>
+        </w:tc>
+      </w:tr>
+      <w:tr>
+        <w:tc>
+          <w:tcPr>
+            <w:tcW w:type="dxa" w:w="3370"/>
+            <w:tcBorders>
+              <w:top w:val="single" w:color="CBD5E1" w:sz="4"/>
+              <w:left w:val="single" w:color="CBD5E1" w:sz="4"/>
+              <w:bottom w:val="single" w:color="CBD5E1" w:sz="4"/>
+              <w:right w:val="single" w:color="CBD5E1" w:sz="4"/>
+            </w:tcBorders>
+            <w:tcMar>
+              <w:top w:type="dxa" w:w="80"/>
+              <w:left w:type="dxa" w:w="140"/>
+              <w:bottom w:type="dxa" w:w="80"/>
+              <w:right w:type="dxa" w:w="140"/>
+            </w:tcMar>
+          </w:tcPr>
+          <w:p>
+            <w:r>
+              <w:rPr>
+                <w:rFonts w:ascii="Georgia" w:cs="Georgia" w:eastAsia="Georgia" w:hAnsi="Georgia"/>
+                <w:color w:val="0F172A"/>
+                <w:sz w:val="20"/>
+                <w:szCs w:val="20"/>
+              </w:rPr>
+              <w:t xml:space="preserve">B4 — autosave wrote empty body on mount, overwriting the saved draft.</w:t>
+            </w:r>
+          </w:p>
+        </w:tc>
+        <w:tc>
+          <w:tcPr>
+            <w:tcW w:type="dxa" w:w="4305"/>
+            <w:tcBorders>
+              <w:top w:val="single" w:color="CBD5E1" w:sz="4"/>
+              <w:left w:val="single" w:color="CBD5E1" w:sz="4"/>
+              <w:bottom w:val="single" w:color="CBD5E1" w:sz="4"/>
+              <w:right w:val="single" w:color="CBD5E1" w:sz="4"/>
+            </w:tcBorders>
+            <w:tcMar>
+              <w:top w:type="dxa" w:w="80"/>
+              <w:left w:type="dxa" w:w="140"/>
+              <w:bottom w:type="dxa" w:w="80"/>
+              <w:right w:type="dxa" w:w="140"/>
+            </w:tcMar>
+          </w:tcPr>
+          <w:p>
+            <w:r>
+              <w:rPr>
+                <w:rFonts w:ascii="Georgia" w:cs="Georgia" w:eastAsia="Georgia" w:hAnsi="Georgia"/>
+                <w:color w:val="0F172A"/>
+                <w:sz w:val="20"/>
+                <w:szCs w:val="20"/>
+              </w:rPr>
+              <w:t xml:space="preserve">Removed the mount-firing </w:t>
+            </w:r>
+            <w:r>
+              <w:rPr>
+                <w:rFonts w:ascii="Menlo" w:cs="Menlo" w:eastAsia="Menlo" w:hAnsi="Menlo"/>
+                <w:color w:val="B45309"/>
+                <w:sz w:val="20"/>
+                <w:szCs w:val="20"/>
+              </w:rPr>
+              <w:t xml:space="preserve">useEffect</w:t>
+            </w:r>
+            <w:r>
+              <w:rPr>
+                <w:rFonts w:ascii="Georgia" w:cs="Georgia" w:eastAsia="Georgia" w:hAnsi="Georgia"/>
+                <w:color w:val="0F172A"/>
+                <w:sz w:val="20"/>
+                <w:szCs w:val="20"/>
+              </w:rPr>
+              <w:t xml:space="preserve">; autosave now only triggers from real user input. Added a belt-and-braces guard.</w:t>
+            </w:r>
+          </w:p>
+        </w:tc>
+        <w:tc>
+          <w:tcPr>
+            <w:tcW w:type="dxa" w:w="1685"/>
+            <w:tcBorders>
+              <w:top w:val="single" w:color="CBD5E1" w:sz="4"/>
+              <w:left w:val="single" w:color="CBD5E1" w:sz="4"/>
+              <w:bottom w:val="single" w:color="CBD5E1" w:sz="4"/>
+              <w:right w:val="single" w:color="CBD5E1" w:sz="4"/>
+            </w:tcBorders>
+            <w:tcMar>
+              <w:top w:type="dxa" w:w="80"/>
+              <w:left w:type="dxa" w:w="140"/>
+              <w:bottom w:type="dxa" w:w="80"/>
+              <w:right w:type="dxa" w:w="140"/>
+            </w:tcMar>
+          </w:tcPr>
+          <w:p>
+            <w:r>
+              <w:rPr>
+                <w:rFonts w:ascii="Georgia" w:cs="Georgia" w:eastAsia="Georgia" w:hAnsi="Georgia"/>
+                <w:color w:val="0F172A"/>
+                <w:sz w:val="20"/>
+                <w:szCs w:val="20"/>
+              </w:rPr>
+              <w:t xml:space="preserve">#13</w:t>
+            </w:r>
+          </w:p>
+        </w:tc>
+      </w:tr>
+      <w:tr>
+        <w:tc>
+          <w:tcPr>
+            <w:tcW w:type="dxa" w:w="3370"/>
+            <w:tcBorders>
+              <w:top w:val="single" w:color="CBD5E1" w:sz="4"/>
+              <w:left w:val="single" w:color="CBD5E1" w:sz="4"/>
+              <w:bottom w:val="single" w:color="CBD5E1" w:sz="4"/>
+              <w:right w:val="single" w:color="CBD5E1" w:sz="4"/>
+            </w:tcBorders>
+            <w:tcMar>
+              <w:top w:type="dxa" w:w="80"/>
+              <w:left w:type="dxa" w:w="140"/>
+              <w:bottom w:type="dxa" w:w="80"/>
+              <w:right w:type="dxa" w:w="140"/>
+            </w:tcMar>
+          </w:tcPr>
+          <w:p>
+            <w:r>
+              <w:rPr>
+                <w:rFonts w:ascii="Georgia" w:cs="Georgia" w:eastAsia="Georgia" w:hAnsi="Georgia"/>
+                <w:color w:val="0F172A"/>
+                <w:sz w:val="20"/>
+                <w:szCs w:val="20"/>
+              </w:rPr>
+              <w:t xml:space="preserve">Post-B4 — no UI way to delete a draft (only the curl-only DELETE endpoint that A9 used).</w:t>
+            </w:r>
+          </w:p>
+        </w:tc>
+        <w:tc>
+          <w:tcPr>
+            <w:tcW w:type="dxa" w:w="4305"/>
+            <w:tcBorders>
+              <w:top w:val="single" w:color="CBD5E1" w:sz="4"/>
+              <w:left w:val="single" w:color="CBD5E1" w:sz="4"/>
+              <w:bottom w:val="single" w:color="CBD5E1" w:sz="4"/>
+              <w:right w:val="single" w:color="CBD5E1" w:sz="4"/>
+            </w:tcBorders>
+            <w:tcMar>
+              <w:top w:type="dxa" w:w="80"/>
+              <w:left w:type="dxa" w:w="140"/>
+              <w:bottom w:type="dxa" w:w="80"/>
+              <w:right w:type="dxa" w:w="140"/>
+            </w:tcMar>
+          </w:tcPr>
+          <w:p>
+            <w:r>
+              <w:rPr>
+                <w:rFonts w:ascii="Georgia" w:cs="Georgia" w:eastAsia="Georgia" w:hAnsi="Georgia"/>
+                <w:color w:val="0F172A"/>
+                <w:sz w:val="20"/>
+                <w:szCs w:val="20"/>
+              </w:rPr>
+              <w:t xml:space="preserve">Added a trash button on each card in </w:t>
+            </w:r>
+            <w:r>
+              <w:rPr>
+                <w:rFonts w:ascii="Menlo" w:cs="Menlo" w:eastAsia="Menlo" w:hAnsi="Menlo"/>
+                <w:color w:val="B45309"/>
+                <w:sz w:val="20"/>
+                <w:szCs w:val="20"/>
+              </w:rPr>
+              <w:t xml:space="preserve">/studio</w:t>
+            </w:r>
+            <w:r>
+              <w:rPr>
+                <w:rFonts w:ascii="Georgia" w:cs="Georgia" w:eastAsia="Georgia" w:hAnsi="Georgia"/>
+                <w:color w:val="0F172A"/>
+                <w:sz w:val="20"/>
+                <w:szCs w:val="20"/>
+              </w:rPr>
+              <w:t xml:space="preserve"> with a confirm prompt; deletes via the existing endpoint.</w:t>
+            </w:r>
+          </w:p>
+        </w:tc>
+        <w:tc>
+          <w:tcPr>
+            <w:tcW w:type="dxa" w:w="1685"/>
+            <w:tcBorders>
+              <w:top w:val="single" w:color="CBD5E1" w:sz="4"/>
+              <w:left w:val="single" w:color="CBD5E1" w:sz="4"/>
+              <w:bottom w:val="single" w:color="CBD5E1" w:sz="4"/>
+              <w:right w:val="single" w:color="CBD5E1" w:sz="4"/>
+            </w:tcBorders>
+            <w:tcMar>
+              <w:top w:type="dxa" w:w="80"/>
+              <w:left w:type="dxa" w:w="140"/>
+              <w:bottom w:type="dxa" w:w="80"/>
+              <w:right w:type="dxa" w:w="140"/>
+            </w:tcMar>
+          </w:tcPr>
+          <w:p>
+            <w:r>
+              <w:rPr>
+                <w:rFonts w:ascii="Georgia" w:cs="Georgia" w:eastAsia="Georgia" w:hAnsi="Georgia"/>
+                <w:color w:val="0F172A"/>
+                <w:sz w:val="20"/>
+                <w:szCs w:val="20"/>
+              </w:rPr>
+              <w:t xml:space="preserve">#14</w:t>
+            </w:r>
+          </w:p>
+        </w:tc>
+      </w:tr>
+    </w:tbl>
     <w:p>
       <w:pPr>
         <w:spacing w:after="140" w:line="320"/>
@@ -5216,13 +6094,29 @@
       <w:r>
         <w:rPr>
           <w:rFonts w:ascii="Georgia" w:cs="Georgia" w:eastAsia="Georgia" w:hAnsi="Georgia"/>
-          <w:i/>
-          <w:iCs/>
           <w:color w:val="0F172A"/>
           <w:sz w:val="22"/>
           <w:szCs w:val="22"/>
         </w:rPr>
-        <w:t xml:space="preserve">Tarry to fill in.</w:t>
+        <w:t xml:space="preserve">The cycle that took Stage B from "code shipped" to "real Dispatch live on </w:t>
+      </w:r>
+      <w:r>
+        <w:rPr>
+          <w:rFonts w:ascii="Menlo" w:cs="Menlo" w:eastAsia="Menlo" w:hAnsi="Menlo"/>
+          <w:color w:val="B45309"/>
+          <w:sz w:val="20"/>
+          <w:szCs w:val="20"/>
+        </w:rPr>
+        <w:t xml:space="preserve">/blog</w:t>
+      </w:r>
+      <w:r>
+        <w:rPr>
+          <w:rFonts w:ascii="Georgia" w:cs="Georgia" w:eastAsia="Georgia" w:hAnsi="Georgia"/>
+          <w:color w:val="0F172A"/>
+          <w:sz w:val="22"/>
+          <w:szCs w:val="22"/>
+        </w:rPr>
+        <w:t xml:space="preserve">" ran across four fixes in under an hour. The UAT plan + results template earned their keep — every fix carries a clear "caught at &lt;step&gt;" trail in the commit log.</w:t>
       </w:r>
     </w:p>
     <w:p>
@@ -5250,7 +6144,7 @@
           <w:sz w:val="30"/>
           <w:szCs w:val="30"/>
         </w:rPr>
-        <w:t xml:space="preserve">Follow-up issues (from Stage A)</w:t>
+        <w:t xml:space="preserve">Follow-up issues (from Stage A + Stage B)</w:t>
       </w:r>
     </w:p>
     <w:tbl>
@@ -6058,7 +6952,7 @@
                 <w:sz w:val="20"/>
                 <w:szCs w:val="20"/>
               </w:rPr>
-              <w:t xml:space="preserve">Rotate-and-propagate procedure: every key rotation in console.anthropic.com must update every Vercel project using the key in the same session. Add a row to a future operational runbook.</w:t>
+              <w:t xml:space="preserve">Rotate-and-propagate procedure: every key rotation in console.anthropic.com must update every Vercel project using the key in the same session.</w:t>
             </w:r>
           </w:p>
         </w:tc>
@@ -6086,7 +6980,1220 @@
                 <w:sz w:val="20"/>
                 <w:szCs w:val="20"/>
               </w:rPr>
-              <w:t xml:space="preserve">Future task — runbook item.</w:t>
+              <w:t xml:space="preserve">Filed at </w:t>
+            </w:r>
+            <w:r>
+              <w:rPr>
+                <w:rFonts w:ascii="Menlo" w:cs="Menlo" w:eastAsia="Menlo" w:hAnsi="Menlo"/>
+                <w:color w:val="B45309"/>
+                <w:sz w:val="20"/>
+                <w:szCs w:val="20"/>
+              </w:rPr>
+              <w:t xml:space="preserve">docs/runbooks/api-key-rotation.md</w:t>
+            </w:r>
+            <w:r>
+              <w:rPr>
+                <w:rFonts w:ascii="Georgia" w:cs="Georgia" w:eastAsia="Georgia" w:hAnsi="Georgia"/>
+                <w:color w:val="0F172A"/>
+                <w:sz w:val="20"/>
+                <w:szCs w:val="20"/>
+              </w:rPr>
+              <w:t xml:space="preserve">.</w:t>
+            </w:r>
+          </w:p>
+        </w:tc>
+      </w:tr>
+      <w:tr>
+        <w:tc>
+          <w:tcPr>
+            <w:tcW w:type="dxa" w:w="1560"/>
+            <w:tcBorders>
+              <w:top w:val="single" w:color="CBD5E1" w:sz="4"/>
+              <w:left w:val="single" w:color="CBD5E1" w:sz="4"/>
+              <w:bottom w:val="single" w:color="CBD5E1" w:sz="4"/>
+              <w:right w:val="single" w:color="CBD5E1" w:sz="4"/>
+            </w:tcBorders>
+            <w:tcMar>
+              <w:top w:type="dxa" w:w="80"/>
+              <w:left w:type="dxa" w:w="140"/>
+              <w:bottom w:type="dxa" w:w="80"/>
+              <w:right w:type="dxa" w:w="140"/>
+            </w:tcMar>
+          </w:tcPr>
+          <w:p>
+            <w:r>
+              <w:rPr>
+                <w:rFonts w:ascii="Georgia" w:cs="Georgia" w:eastAsia="Georgia" w:hAnsi="Georgia"/>
+                <w:color w:val="0F172A"/>
+                <w:sz w:val="20"/>
+                <w:szCs w:val="20"/>
+              </w:rPr>
+              <w:t xml:space="preserve">SP3-04</w:t>
+            </w:r>
+          </w:p>
+        </w:tc>
+        <w:tc>
+          <w:tcPr>
+            <w:tcW w:type="dxa" w:w="1560"/>
+            <w:tcBorders>
+              <w:top w:val="single" w:color="CBD5E1" w:sz="4"/>
+              <w:left w:val="single" w:color="CBD5E1" w:sz="4"/>
+              <w:bottom w:val="single" w:color="CBD5E1" w:sz="4"/>
+              <w:right w:val="single" w:color="CBD5E1" w:sz="4"/>
+            </w:tcBorders>
+            <w:tcMar>
+              <w:top w:type="dxa" w:w="80"/>
+              <w:left w:type="dxa" w:w="140"/>
+              <w:bottom w:type="dxa" w:w="80"/>
+              <w:right w:type="dxa" w:w="140"/>
+            </w:tcMar>
+          </w:tcPr>
+          <w:p>
+            <w:r>
+              <w:rPr>
+                <w:rFonts w:ascii="Georgia" w:cs="Georgia" w:eastAsia="Georgia" w:hAnsi="Georgia"/>
+                <w:color w:val="0F172A"/>
+                <w:sz w:val="20"/>
+                <w:szCs w:val="20"/>
+              </w:rPr>
+              <w:t xml:space="preserve">low</w:t>
+            </w:r>
+          </w:p>
+        </w:tc>
+        <w:tc>
+          <w:tcPr>
+            <w:tcW w:type="dxa" w:w="1560"/>
+            <w:tcBorders>
+              <w:top w:val="single" w:color="CBD5E1" w:sz="4"/>
+              <w:left w:val="single" w:color="CBD5E1" w:sz="4"/>
+              <w:bottom w:val="single" w:color="CBD5E1" w:sz="4"/>
+              <w:right w:val="single" w:color="CBD5E1" w:sz="4"/>
+            </w:tcBorders>
+            <w:tcMar>
+              <w:top w:type="dxa" w:w="80"/>
+              <w:left w:type="dxa" w:w="140"/>
+              <w:bottom w:type="dxa" w:w="80"/>
+              <w:right w:type="dxa" w:w="140"/>
+            </w:tcMar>
+          </w:tcPr>
+          <w:p>
+            <w:r>
+              <w:rPr>
+                <w:rFonts w:ascii="Georgia" w:cs="Georgia" w:eastAsia="Georgia" w:hAnsi="Georgia"/>
+                <w:color w:val="0F172A"/>
+                <w:sz w:val="20"/>
+                <w:szCs w:val="20"/>
+              </w:rPr>
+              <w:t xml:space="preserve">B2</w:t>
+            </w:r>
+          </w:p>
+        </w:tc>
+        <w:tc>
+          <w:tcPr>
+            <w:tcW w:type="dxa" w:w="1560"/>
+            <w:tcBorders>
+              <w:top w:val="single" w:color="CBD5E1" w:sz="4"/>
+              <w:left w:val="single" w:color="CBD5E1" w:sz="4"/>
+              <w:bottom w:val="single" w:color="CBD5E1" w:sz="4"/>
+              <w:right w:val="single" w:color="CBD5E1" w:sz="4"/>
+            </w:tcBorders>
+            <w:tcMar>
+              <w:top w:type="dxa" w:w="80"/>
+              <w:left w:type="dxa" w:w="140"/>
+              <w:bottom w:type="dxa" w:w="80"/>
+              <w:right w:type="dxa" w:w="140"/>
+            </w:tcMar>
+          </w:tcPr>
+          <w:p>
+            <w:r>
+              <w:rPr>
+                <w:rFonts w:ascii="Georgia" w:cs="Georgia" w:eastAsia="Georgia" w:hAnsi="Georgia"/>
+                <w:color w:val="0F172A"/>
+                <w:sz w:val="20"/>
+                <w:szCs w:val="20"/>
+              </w:rPr>
+              <w:t xml:space="preserve">UI label "Claude Opus 4.7-extended · 4K thinking" — aspirational; actual model was </w:t>
+            </w:r>
+            <w:r>
+              <w:rPr>
+                <w:rFonts w:ascii="Menlo" w:cs="Menlo" w:eastAsia="Menlo" w:hAnsi="Menlo"/>
+                <w:color w:val="B45309"/>
+                <w:sz w:val="20"/>
+                <w:szCs w:val="20"/>
+              </w:rPr>
+              <w:t xml:space="preserve">claude-opus-4-6</w:t>
+            </w:r>
+            <w:r>
+              <w:rPr>
+                <w:rFonts w:ascii="Georgia" w:cs="Georgia" w:eastAsia="Georgia" w:hAnsi="Georgia"/>
+                <w:color w:val="0F172A"/>
+                <w:sz w:val="20"/>
+                <w:szCs w:val="20"/>
+              </w:rPr>
+              <w:t xml:space="preserve">.</w:t>
+            </w:r>
+          </w:p>
+        </w:tc>
+        <w:tc>
+          <w:tcPr>
+            <w:tcW w:type="dxa" w:w="1560"/>
+            <w:tcBorders>
+              <w:top w:val="single" w:color="CBD5E1" w:sz="4"/>
+              <w:left w:val="single" w:color="CBD5E1" w:sz="4"/>
+              <w:bottom w:val="single" w:color="CBD5E1" w:sz="4"/>
+              <w:right w:val="single" w:color="CBD5E1" w:sz="4"/>
+            </w:tcBorders>
+            <w:tcMar>
+              <w:top w:type="dxa" w:w="80"/>
+              <w:left w:type="dxa" w:w="140"/>
+              <w:bottom w:type="dxa" w:w="80"/>
+              <w:right w:type="dxa" w:w="140"/>
+            </w:tcMar>
+          </w:tcPr>
+          <w:p>
+            <w:r>
+              <w:rPr>
+                <w:rFonts w:ascii="Georgia" w:cs="Georgia" w:eastAsia="Georgia" w:hAnsi="Georgia"/>
+                <w:color w:val="0F172A"/>
+                <w:sz w:val="20"/>
+                <w:szCs w:val="20"/>
+              </w:rPr>
+              <w:t xml:space="preserve">Drop the version from the label entirely; new label "Claude Opus · 4K extended thinking" honest regardless of which Opus is configured.</w:t>
+            </w:r>
+          </w:p>
+        </w:tc>
+        <w:tc>
+          <w:tcPr>
+            <w:tcW w:type="dxa" w:w="1560"/>
+            <w:tcBorders>
+              <w:top w:val="single" w:color="CBD5E1" w:sz="4"/>
+              <w:left w:val="single" w:color="CBD5E1" w:sz="4"/>
+              <w:bottom w:val="single" w:color="CBD5E1" w:sz="4"/>
+              <w:right w:val="single" w:color="CBD5E1" w:sz="4"/>
+            </w:tcBorders>
+            <w:tcMar>
+              <w:top w:type="dxa" w:w="80"/>
+              <w:left w:type="dxa" w:w="140"/>
+              <w:bottom w:type="dxa" w:w="80"/>
+              <w:right w:type="dxa" w:w="140"/>
+            </w:tcMar>
+          </w:tcPr>
+          <w:p>
+            <w:r>
+              <w:rPr>
+                <w:rFonts w:ascii="Georgia" w:cs="Georgia" w:eastAsia="Georgia" w:hAnsi="Georgia"/>
+                <w:color w:val="0F172A"/>
+                <w:sz w:val="20"/>
+                <w:szCs w:val="20"/>
+              </w:rPr>
+              <w:t xml:space="preserve">Fixed in PR #11.</w:t>
+            </w:r>
+          </w:p>
+        </w:tc>
+      </w:tr>
+      <w:tr>
+        <w:tc>
+          <w:tcPr>
+            <w:tcW w:type="dxa" w:w="1560"/>
+            <w:tcBorders>
+              <w:top w:val="single" w:color="CBD5E1" w:sz="4"/>
+              <w:left w:val="single" w:color="CBD5E1" w:sz="4"/>
+              <w:bottom w:val="single" w:color="CBD5E1" w:sz="4"/>
+              <w:right w:val="single" w:color="CBD5E1" w:sz="4"/>
+            </w:tcBorders>
+            <w:tcMar>
+              <w:top w:type="dxa" w:w="80"/>
+              <w:left w:type="dxa" w:w="140"/>
+              <w:bottom w:type="dxa" w:w="80"/>
+              <w:right w:type="dxa" w:w="140"/>
+            </w:tcMar>
+          </w:tcPr>
+          <w:p>
+            <w:r>
+              <w:rPr>
+                <w:rFonts w:ascii="Georgia" w:cs="Georgia" w:eastAsia="Georgia" w:hAnsi="Georgia"/>
+                <w:color w:val="0F172A"/>
+                <w:sz w:val="20"/>
+                <w:szCs w:val="20"/>
+              </w:rPr>
+              <w:t xml:space="preserve">SP3-05</w:t>
+            </w:r>
+          </w:p>
+        </w:tc>
+        <w:tc>
+          <w:tcPr>
+            <w:tcW w:type="dxa" w:w="1560"/>
+            <w:tcBorders>
+              <w:top w:val="single" w:color="CBD5E1" w:sz="4"/>
+              <w:left w:val="single" w:color="CBD5E1" w:sz="4"/>
+              <w:bottom w:val="single" w:color="CBD5E1" w:sz="4"/>
+              <w:right w:val="single" w:color="CBD5E1" w:sz="4"/>
+            </w:tcBorders>
+            <w:tcMar>
+              <w:top w:type="dxa" w:w="80"/>
+              <w:left w:type="dxa" w:w="140"/>
+              <w:bottom w:type="dxa" w:w="80"/>
+              <w:right w:type="dxa" w:w="140"/>
+            </w:tcMar>
+          </w:tcPr>
+          <w:p>
+            <w:r>
+              <w:rPr>
+                <w:rFonts w:ascii="Georgia" w:cs="Georgia" w:eastAsia="Georgia" w:hAnsi="Georgia"/>
+                <w:color w:val="0F172A"/>
+                <w:sz w:val="20"/>
+                <w:szCs w:val="20"/>
+              </w:rPr>
+              <w:t xml:space="preserve">high</w:t>
+            </w:r>
+          </w:p>
+        </w:tc>
+        <w:tc>
+          <w:tcPr>
+            <w:tcW w:type="dxa" w:w="1560"/>
+            <w:tcBorders>
+              <w:top w:val="single" w:color="CBD5E1" w:sz="4"/>
+              <w:left w:val="single" w:color="CBD5E1" w:sz="4"/>
+              <w:bottom w:val="single" w:color="CBD5E1" w:sz="4"/>
+              <w:right w:val="single" w:color="CBD5E1" w:sz="4"/>
+            </w:tcBorders>
+            <w:tcMar>
+              <w:top w:type="dxa" w:w="80"/>
+              <w:left w:type="dxa" w:w="140"/>
+              <w:bottom w:type="dxa" w:w="80"/>
+              <w:right w:type="dxa" w:w="140"/>
+            </w:tcMar>
+          </w:tcPr>
+          <w:p>
+            <w:r>
+              <w:rPr>
+                <w:rFonts w:ascii="Georgia" w:cs="Georgia" w:eastAsia="Georgia" w:hAnsi="Georgia"/>
+                <w:color w:val="0F172A"/>
+                <w:sz w:val="20"/>
+                <w:szCs w:val="20"/>
+              </w:rPr>
+              <w:t xml:space="preserve">B4</w:t>
+            </w:r>
+          </w:p>
+        </w:tc>
+        <w:tc>
+          <w:tcPr>
+            <w:tcW w:type="dxa" w:w="1560"/>
+            <w:tcBorders>
+              <w:top w:val="single" w:color="CBD5E1" w:sz="4"/>
+              <w:left w:val="single" w:color="CBD5E1" w:sz="4"/>
+              <w:bottom w:val="single" w:color="CBD5E1" w:sz="4"/>
+              <w:right w:val="single" w:color="CBD5E1" w:sz="4"/>
+            </w:tcBorders>
+            <w:tcMar>
+              <w:top w:type="dxa" w:w="80"/>
+              <w:left w:type="dxa" w:w="140"/>
+              <w:bottom w:type="dxa" w:w="80"/>
+              <w:right w:type="dxa" w:w="140"/>
+            </w:tcMar>
+          </w:tcPr>
+          <w:p>
+            <w:r>
+              <w:rPr>
+                <w:rFonts w:ascii="Georgia" w:cs="Georgia" w:eastAsia="Georgia" w:hAnsi="Georgia"/>
+                <w:color w:val="0F172A"/>
+                <w:sz w:val="20"/>
+                <w:szCs w:val="20"/>
+              </w:rPr>
+              <w:t xml:space="preserve">Autosave never fired — stale-closure inside </w:t>
+            </w:r>
+            <w:r>
+              <w:rPr>
+                <w:rFonts w:ascii="Menlo" w:cs="Menlo" w:eastAsia="Menlo" w:hAnsi="Menlo"/>
+                <w:color w:val="B45309"/>
+                <w:sz w:val="20"/>
+                <w:szCs w:val="20"/>
+              </w:rPr>
+              <w:t xml:space="preserve">triggerAutosave</w:t>
+            </w:r>
+            <w:r>
+              <w:rPr>
+                <w:rFonts w:ascii="Georgia" w:cs="Georgia" w:eastAsia="Georgia" w:hAnsi="Georgia"/>
+                <w:color w:val="0F172A"/>
+                <w:sz w:val="20"/>
+                <w:szCs w:val="20"/>
+              </w:rPr>
+              <w:t xml:space="preserve">.</w:t>
+            </w:r>
+          </w:p>
+        </w:tc>
+        <w:tc>
+          <w:tcPr>
+            <w:tcW w:type="dxa" w:w="1560"/>
+            <w:tcBorders>
+              <w:top w:val="single" w:color="CBD5E1" w:sz="4"/>
+              <w:left w:val="single" w:color="CBD5E1" w:sz="4"/>
+              <w:bottom w:val="single" w:color="CBD5E1" w:sz="4"/>
+              <w:right w:val="single" w:color="CBD5E1" w:sz="4"/>
+            </w:tcBorders>
+            <w:tcMar>
+              <w:top w:type="dxa" w:w="80"/>
+              <w:left w:type="dxa" w:w="140"/>
+              <w:bottom w:type="dxa" w:w="80"/>
+              <w:right w:type="dxa" w:w="140"/>
+            </w:tcMar>
+          </w:tcPr>
+          <w:p>
+            <w:r>
+              <w:rPr>
+                <w:rFonts w:ascii="Georgia" w:cs="Georgia" w:eastAsia="Georgia" w:hAnsi="Georgia"/>
+                <w:color w:val="0F172A"/>
+                <w:sz w:val="20"/>
+                <w:szCs w:val="20"/>
+              </w:rPr>
+              <w:t xml:space="preserve">Route </w:t>
+            </w:r>
+            <w:r>
+              <w:rPr>
+                <w:rFonts w:ascii="Menlo" w:cs="Menlo" w:eastAsia="Menlo" w:hAnsi="Menlo"/>
+                <w:color w:val="B45309"/>
+                <w:sz w:val="20"/>
+                <w:szCs w:val="20"/>
+              </w:rPr>
+              <w:t xml:space="preserve">save()</w:t>
+            </w:r>
+            <w:r>
+              <w:rPr>
+                <w:rFonts w:ascii="Georgia" w:cs="Georgia" w:eastAsia="Georgia" w:hAnsi="Georgia"/>
+                <w:color w:val="0F172A"/>
+                <w:sz w:val="20"/>
+                <w:szCs w:val="20"/>
+              </w:rPr>
+              <w:t xml:space="preserve"> through a </w:t>
+            </w:r>
+            <w:r>
+              <w:rPr>
+                <w:rFonts w:ascii="Menlo" w:cs="Menlo" w:eastAsia="Menlo" w:hAnsi="Menlo"/>
+                <w:color w:val="B45309"/>
+                <w:sz w:val="20"/>
+                <w:szCs w:val="20"/>
+              </w:rPr>
+              <w:t xml:space="preserve">useRef</w:t>
+            </w:r>
+            <w:r>
+              <w:rPr>
+                <w:rFonts w:ascii="Georgia" w:cs="Georgia" w:eastAsia="Georgia" w:hAnsi="Georgia"/>
+                <w:color w:val="0F172A"/>
+                <w:sz w:val="20"/>
+                <w:szCs w:val="20"/>
+              </w:rPr>
+              <w:t xml:space="preserve"> so the debounced timer always calls the latest closure.</w:t>
+            </w:r>
+          </w:p>
+        </w:tc>
+        <w:tc>
+          <w:tcPr>
+            <w:tcW w:type="dxa" w:w="1560"/>
+            <w:tcBorders>
+              <w:top w:val="single" w:color="CBD5E1" w:sz="4"/>
+              <w:left w:val="single" w:color="CBD5E1" w:sz="4"/>
+              <w:bottom w:val="single" w:color="CBD5E1" w:sz="4"/>
+              <w:right w:val="single" w:color="CBD5E1" w:sz="4"/>
+            </w:tcBorders>
+            <w:tcMar>
+              <w:top w:type="dxa" w:w="80"/>
+              <w:left w:type="dxa" w:w="140"/>
+              <w:bottom w:type="dxa" w:w="80"/>
+              <w:right w:type="dxa" w:w="140"/>
+            </w:tcMar>
+          </w:tcPr>
+          <w:p>
+            <w:r>
+              <w:rPr>
+                <w:rFonts w:ascii="Georgia" w:cs="Georgia" w:eastAsia="Georgia" w:hAnsi="Georgia"/>
+                <w:color w:val="0F172A"/>
+                <w:sz w:val="20"/>
+                <w:szCs w:val="20"/>
+              </w:rPr>
+              <w:t xml:space="preserve">Fixed in PR #12.</w:t>
+            </w:r>
+          </w:p>
+        </w:tc>
+      </w:tr>
+      <w:tr>
+        <w:tc>
+          <w:tcPr>
+            <w:tcW w:type="dxa" w:w="1560"/>
+            <w:tcBorders>
+              <w:top w:val="single" w:color="CBD5E1" w:sz="4"/>
+              <w:left w:val="single" w:color="CBD5E1" w:sz="4"/>
+              <w:bottom w:val="single" w:color="CBD5E1" w:sz="4"/>
+              <w:right w:val="single" w:color="CBD5E1" w:sz="4"/>
+            </w:tcBorders>
+            <w:tcMar>
+              <w:top w:type="dxa" w:w="80"/>
+              <w:left w:type="dxa" w:w="140"/>
+              <w:bottom w:type="dxa" w:w="80"/>
+              <w:right w:type="dxa" w:w="140"/>
+            </w:tcMar>
+          </w:tcPr>
+          <w:p>
+            <w:r>
+              <w:rPr>
+                <w:rFonts w:ascii="Georgia" w:cs="Georgia" w:eastAsia="Georgia" w:hAnsi="Georgia"/>
+                <w:color w:val="0F172A"/>
+                <w:sz w:val="20"/>
+                <w:szCs w:val="20"/>
+              </w:rPr>
+              <w:t xml:space="preserve">SP3-06</w:t>
+            </w:r>
+          </w:p>
+        </w:tc>
+        <w:tc>
+          <w:tcPr>
+            <w:tcW w:type="dxa" w:w="1560"/>
+            <w:tcBorders>
+              <w:top w:val="single" w:color="CBD5E1" w:sz="4"/>
+              <w:left w:val="single" w:color="CBD5E1" w:sz="4"/>
+              <w:bottom w:val="single" w:color="CBD5E1" w:sz="4"/>
+              <w:right w:val="single" w:color="CBD5E1" w:sz="4"/>
+            </w:tcBorders>
+            <w:tcMar>
+              <w:top w:type="dxa" w:w="80"/>
+              <w:left w:type="dxa" w:w="140"/>
+              <w:bottom w:type="dxa" w:w="80"/>
+              <w:right w:type="dxa" w:w="140"/>
+            </w:tcMar>
+          </w:tcPr>
+          <w:p>
+            <w:r>
+              <w:rPr>
+                <w:rFonts w:ascii="Georgia" w:cs="Georgia" w:eastAsia="Georgia" w:hAnsi="Georgia"/>
+                <w:color w:val="0F172A"/>
+                <w:sz w:val="20"/>
+                <w:szCs w:val="20"/>
+              </w:rPr>
+              <w:t xml:space="preserve">critical</w:t>
+            </w:r>
+          </w:p>
+        </w:tc>
+        <w:tc>
+          <w:tcPr>
+            <w:tcW w:type="dxa" w:w="1560"/>
+            <w:tcBorders>
+              <w:top w:val="single" w:color="CBD5E1" w:sz="4"/>
+              <w:left w:val="single" w:color="CBD5E1" w:sz="4"/>
+              <w:bottom w:val="single" w:color="CBD5E1" w:sz="4"/>
+              <w:right w:val="single" w:color="CBD5E1" w:sz="4"/>
+            </w:tcBorders>
+            <w:tcMar>
+              <w:top w:type="dxa" w:w="80"/>
+              <w:left w:type="dxa" w:w="140"/>
+              <w:bottom w:type="dxa" w:w="80"/>
+              <w:right w:type="dxa" w:w="140"/>
+            </w:tcMar>
+          </w:tcPr>
+          <w:p>
+            <w:r>
+              <w:rPr>
+                <w:rFonts w:ascii="Georgia" w:cs="Georgia" w:eastAsia="Georgia" w:hAnsi="Georgia"/>
+                <w:color w:val="0F172A"/>
+                <w:sz w:val="20"/>
+                <w:szCs w:val="20"/>
+              </w:rPr>
+              <w:t xml:space="preserve">B4</w:t>
+            </w:r>
+          </w:p>
+        </w:tc>
+        <w:tc>
+          <w:tcPr>
+            <w:tcW w:type="dxa" w:w="1560"/>
+            <w:tcBorders>
+              <w:top w:val="single" w:color="CBD5E1" w:sz="4"/>
+              <w:left w:val="single" w:color="CBD5E1" w:sz="4"/>
+              <w:bottom w:val="single" w:color="CBD5E1" w:sz="4"/>
+              <w:right w:val="single" w:color="CBD5E1" w:sz="4"/>
+            </w:tcBorders>
+            <w:tcMar>
+              <w:top w:type="dxa" w:w="80"/>
+              <w:left w:type="dxa" w:w="140"/>
+              <w:bottom w:type="dxa" w:w="80"/>
+              <w:right w:type="dxa" w:w="140"/>
+            </w:tcMar>
+          </w:tcPr>
+          <w:p>
+            <w:r>
+              <w:rPr>
+                <w:rFonts w:ascii="Georgia" w:cs="Georgia" w:eastAsia="Georgia" w:hAnsi="Georgia"/>
+                <w:color w:val="0F172A"/>
+                <w:sz w:val="20"/>
+                <w:szCs w:val="20"/>
+              </w:rPr>
+              <w:t xml:space="preserve">Autosave fired on </w:t>
+            </w:r>
+            <w:r>
+              <w:rPr>
+                <w:rFonts w:ascii="Georgia" w:cs="Georgia" w:eastAsia="Georgia" w:hAnsi="Georgia"/>
+                <w:b/>
+                <w:bCs/>
+                <w:color w:val="0F172A"/>
+                <w:sz w:val="20"/>
+                <w:szCs w:val="20"/>
+              </w:rPr>
+              <w:t xml:space="preserve">page mount</w:t>
+            </w:r>
+            <w:r>
+              <w:rPr>
+                <w:rFonts w:ascii="Georgia" w:cs="Georgia" w:eastAsia="Georgia" w:hAnsi="Georgia"/>
+                <w:color w:val="0F172A"/>
+                <w:sz w:val="20"/>
+                <w:szCs w:val="20"/>
+              </w:rPr>
+              <w:t xml:space="preserve">, before Tiptap had hydrated the saved content; empty body overwrote the prior manual save in Supabase. </w:t>
+            </w:r>
+            <w:r>
+              <w:rPr>
+                <w:rFonts w:ascii="Georgia" w:cs="Georgia" w:eastAsia="Georgia" w:hAnsi="Georgia"/>
+                <w:b/>
+                <w:bCs/>
+                <w:color w:val="0F172A"/>
+                <w:sz w:val="20"/>
+                <w:szCs w:val="20"/>
+              </w:rPr>
+              <w:t xml:space="preserve">Wiped a 387-word draft live.</w:t>
+            </w:r>
+          </w:p>
+        </w:tc>
+        <w:tc>
+          <w:tcPr>
+            <w:tcW w:type="dxa" w:w="1560"/>
+            <w:tcBorders>
+              <w:top w:val="single" w:color="CBD5E1" w:sz="4"/>
+              <w:left w:val="single" w:color="CBD5E1" w:sz="4"/>
+              <w:bottom w:val="single" w:color="CBD5E1" w:sz="4"/>
+              <w:right w:val="single" w:color="CBD5E1" w:sz="4"/>
+            </w:tcBorders>
+            <w:tcMar>
+              <w:top w:type="dxa" w:w="80"/>
+              <w:left w:type="dxa" w:w="140"/>
+              <w:bottom w:type="dxa" w:w="80"/>
+              <w:right w:type="dxa" w:w="140"/>
+            </w:tcMar>
+          </w:tcPr>
+          <w:p>
+            <w:r>
+              <w:rPr>
+                <w:rFonts w:ascii="Georgia" w:cs="Georgia" w:eastAsia="Georgia" w:hAnsi="Georgia"/>
+                <w:color w:val="0F172A"/>
+                <w:sz w:val="20"/>
+                <w:szCs w:val="20"/>
+              </w:rPr>
+              <w:t xml:space="preserve">Remove the mount-firing </w:t>
+            </w:r>
+            <w:r>
+              <w:rPr>
+                <w:rFonts w:ascii="Menlo" w:cs="Menlo" w:eastAsia="Menlo" w:hAnsi="Menlo"/>
+                <w:color w:val="B45309"/>
+                <w:sz w:val="20"/>
+                <w:szCs w:val="20"/>
+              </w:rPr>
+              <w:t xml:space="preserve">useEffect</w:t>
+            </w:r>
+            <w:r>
+              <w:rPr>
+                <w:rFonts w:ascii="Georgia" w:cs="Georgia" w:eastAsia="Georgia" w:hAnsi="Georgia"/>
+                <w:color w:val="0F172A"/>
+                <w:sz w:val="20"/>
+                <w:szCs w:val="20"/>
+              </w:rPr>
+              <w:t xml:space="preserve">; autosave only triggers from real user input. Plus a belt-and-braces guard: silent autosave on an existing draft with empty body is a no-op.</w:t>
+            </w:r>
+          </w:p>
+        </w:tc>
+        <w:tc>
+          <w:tcPr>
+            <w:tcW w:type="dxa" w:w="1560"/>
+            <w:tcBorders>
+              <w:top w:val="single" w:color="CBD5E1" w:sz="4"/>
+              <w:left w:val="single" w:color="CBD5E1" w:sz="4"/>
+              <w:bottom w:val="single" w:color="CBD5E1" w:sz="4"/>
+              <w:right w:val="single" w:color="CBD5E1" w:sz="4"/>
+            </w:tcBorders>
+            <w:tcMar>
+              <w:top w:type="dxa" w:w="80"/>
+              <w:left w:type="dxa" w:w="140"/>
+              <w:bottom w:type="dxa" w:w="80"/>
+              <w:right w:type="dxa" w:w="140"/>
+            </w:tcMar>
+          </w:tcPr>
+          <w:p>
+            <w:r>
+              <w:rPr>
+                <w:rFonts w:ascii="Georgia" w:cs="Georgia" w:eastAsia="Georgia" w:hAnsi="Georgia"/>
+                <w:color w:val="0F172A"/>
+                <w:sz w:val="20"/>
+                <w:szCs w:val="20"/>
+              </w:rPr>
+              <w:t xml:space="preserve">Fixed in PR #13.</w:t>
+            </w:r>
+          </w:p>
+        </w:tc>
+      </w:tr>
+      <w:tr>
+        <w:tc>
+          <w:tcPr>
+            <w:tcW w:type="dxa" w:w="1560"/>
+            <w:tcBorders>
+              <w:top w:val="single" w:color="CBD5E1" w:sz="4"/>
+              <w:left w:val="single" w:color="CBD5E1" w:sz="4"/>
+              <w:bottom w:val="single" w:color="CBD5E1" w:sz="4"/>
+              <w:right w:val="single" w:color="CBD5E1" w:sz="4"/>
+            </w:tcBorders>
+            <w:tcMar>
+              <w:top w:type="dxa" w:w="80"/>
+              <w:left w:type="dxa" w:w="140"/>
+              <w:bottom w:type="dxa" w:w="80"/>
+              <w:right w:type="dxa" w:w="140"/>
+            </w:tcMar>
+          </w:tcPr>
+          <w:p>
+            <w:r>
+              <w:rPr>
+                <w:rFonts w:ascii="Georgia" w:cs="Georgia" w:eastAsia="Georgia" w:hAnsi="Georgia"/>
+                <w:color w:val="0F172A"/>
+                <w:sz w:val="20"/>
+                <w:szCs w:val="20"/>
+              </w:rPr>
+              <w:t xml:space="preserve">SP3-07</w:t>
+            </w:r>
+          </w:p>
+        </w:tc>
+        <w:tc>
+          <w:tcPr>
+            <w:tcW w:type="dxa" w:w="1560"/>
+            <w:tcBorders>
+              <w:top w:val="single" w:color="CBD5E1" w:sz="4"/>
+              <w:left w:val="single" w:color="CBD5E1" w:sz="4"/>
+              <w:bottom w:val="single" w:color="CBD5E1" w:sz="4"/>
+              <w:right w:val="single" w:color="CBD5E1" w:sz="4"/>
+            </w:tcBorders>
+            <w:tcMar>
+              <w:top w:type="dxa" w:w="80"/>
+              <w:left w:type="dxa" w:w="140"/>
+              <w:bottom w:type="dxa" w:w="80"/>
+              <w:right w:type="dxa" w:w="140"/>
+            </w:tcMar>
+          </w:tcPr>
+          <w:p>
+            <w:r>
+              <w:rPr>
+                <w:rFonts w:ascii="Georgia" w:cs="Georgia" w:eastAsia="Georgia" w:hAnsi="Georgia"/>
+                <w:color w:val="0F172A"/>
+                <w:sz w:val="20"/>
+                <w:szCs w:val="20"/>
+              </w:rPr>
+              <w:t xml:space="preserve">low</w:t>
+            </w:r>
+          </w:p>
+        </w:tc>
+        <w:tc>
+          <w:tcPr>
+            <w:tcW w:type="dxa" w:w="1560"/>
+            <w:tcBorders>
+              <w:top w:val="single" w:color="CBD5E1" w:sz="4"/>
+              <w:left w:val="single" w:color="CBD5E1" w:sz="4"/>
+              <w:bottom w:val="single" w:color="CBD5E1" w:sz="4"/>
+              <w:right w:val="single" w:color="CBD5E1" w:sz="4"/>
+            </w:tcBorders>
+            <w:tcMar>
+              <w:top w:type="dxa" w:w="80"/>
+              <w:left w:type="dxa" w:w="140"/>
+              <w:bottom w:type="dxa" w:w="80"/>
+              <w:right w:type="dxa" w:w="140"/>
+            </w:tcMar>
+          </w:tcPr>
+          <w:p>
+            <w:r>
+              <w:rPr>
+                <w:rFonts w:ascii="Georgia" w:cs="Georgia" w:eastAsia="Georgia" w:hAnsi="Georgia"/>
+                <w:color w:val="0F172A"/>
+                <w:sz w:val="20"/>
+                <w:szCs w:val="20"/>
+              </w:rPr>
+              <w:t xml:space="preserve">Post-B4</w:t>
+            </w:r>
+          </w:p>
+        </w:tc>
+        <w:tc>
+          <w:tcPr>
+            <w:tcW w:type="dxa" w:w="1560"/>
+            <w:tcBorders>
+              <w:top w:val="single" w:color="CBD5E1" w:sz="4"/>
+              <w:left w:val="single" w:color="CBD5E1" w:sz="4"/>
+              <w:bottom w:val="single" w:color="CBD5E1" w:sz="4"/>
+              <w:right w:val="single" w:color="CBD5E1" w:sz="4"/>
+            </w:tcBorders>
+            <w:tcMar>
+              <w:top w:type="dxa" w:w="80"/>
+              <w:left w:type="dxa" w:w="140"/>
+              <w:bottom w:type="dxa" w:w="80"/>
+              <w:right w:type="dxa" w:w="140"/>
+            </w:tcMar>
+          </w:tcPr>
+          <w:p>
+            <w:r>
+              <w:rPr>
+                <w:rFonts w:ascii="Georgia" w:cs="Georgia" w:eastAsia="Georgia" w:hAnsi="Georgia"/>
+                <w:color w:val="0F172A"/>
+                <w:sz w:val="20"/>
+                <w:szCs w:val="20"/>
+              </w:rPr>
+              <w:t xml:space="preserve">No UI affordance to delete a draft — only the curl-only DELETE endpoint.</w:t>
+            </w:r>
+          </w:p>
+        </w:tc>
+        <w:tc>
+          <w:tcPr>
+            <w:tcW w:type="dxa" w:w="1560"/>
+            <w:tcBorders>
+              <w:top w:val="single" w:color="CBD5E1" w:sz="4"/>
+              <w:left w:val="single" w:color="CBD5E1" w:sz="4"/>
+              <w:bottom w:val="single" w:color="CBD5E1" w:sz="4"/>
+              <w:right w:val="single" w:color="CBD5E1" w:sz="4"/>
+            </w:tcBorders>
+            <w:tcMar>
+              <w:top w:type="dxa" w:w="80"/>
+              <w:left w:type="dxa" w:w="140"/>
+              <w:bottom w:type="dxa" w:w="80"/>
+              <w:right w:type="dxa" w:w="140"/>
+            </w:tcMar>
+          </w:tcPr>
+          <w:p>
+            <w:r>
+              <w:rPr>
+                <w:rFonts w:ascii="Georgia" w:cs="Georgia" w:eastAsia="Georgia" w:hAnsi="Georgia"/>
+                <w:color w:val="0F172A"/>
+                <w:sz w:val="20"/>
+                <w:szCs w:val="20"/>
+              </w:rPr>
+              <w:t xml:space="preserve">Add a trash button on each </w:t>
+            </w:r>
+            <w:r>
+              <w:rPr>
+                <w:rFonts w:ascii="Menlo" w:cs="Menlo" w:eastAsia="Menlo" w:hAnsi="Menlo"/>
+                <w:color w:val="B45309"/>
+                <w:sz w:val="20"/>
+                <w:szCs w:val="20"/>
+              </w:rPr>
+              <w:t xml:space="preserve">/studio</w:t>
+            </w:r>
+            <w:r>
+              <w:rPr>
+                <w:rFonts w:ascii="Georgia" w:cs="Georgia" w:eastAsia="Georgia" w:hAnsi="Georgia"/>
+                <w:color w:val="0F172A"/>
+                <w:sz w:val="20"/>
+                <w:szCs w:val="20"/>
+              </w:rPr>
+              <w:t xml:space="preserve"> card with confirm prompt; uses the existing endpoint.</w:t>
+            </w:r>
+          </w:p>
+        </w:tc>
+        <w:tc>
+          <w:tcPr>
+            <w:tcW w:type="dxa" w:w="1560"/>
+            <w:tcBorders>
+              <w:top w:val="single" w:color="CBD5E1" w:sz="4"/>
+              <w:left w:val="single" w:color="CBD5E1" w:sz="4"/>
+              <w:bottom w:val="single" w:color="CBD5E1" w:sz="4"/>
+              <w:right w:val="single" w:color="CBD5E1" w:sz="4"/>
+            </w:tcBorders>
+            <w:tcMar>
+              <w:top w:type="dxa" w:w="80"/>
+              <w:left w:type="dxa" w:w="140"/>
+              <w:bottom w:type="dxa" w:w="80"/>
+              <w:right w:type="dxa" w:w="140"/>
+            </w:tcMar>
+          </w:tcPr>
+          <w:p>
+            <w:r>
+              <w:rPr>
+                <w:rFonts w:ascii="Georgia" w:cs="Georgia" w:eastAsia="Georgia" w:hAnsi="Georgia"/>
+                <w:color w:val="0F172A"/>
+                <w:sz w:val="20"/>
+                <w:szCs w:val="20"/>
+              </w:rPr>
+              <w:t xml:space="preserve">Fixed in PR #14.</w:t>
+            </w:r>
+          </w:p>
+        </w:tc>
+      </w:tr>
+      <w:tr>
+        <w:tc>
+          <w:tcPr>
+            <w:tcW w:type="dxa" w:w="1560"/>
+            <w:tcBorders>
+              <w:top w:val="single" w:color="CBD5E1" w:sz="4"/>
+              <w:left w:val="single" w:color="CBD5E1" w:sz="4"/>
+              <w:bottom w:val="single" w:color="CBD5E1" w:sz="4"/>
+              <w:right w:val="single" w:color="CBD5E1" w:sz="4"/>
+            </w:tcBorders>
+            <w:tcMar>
+              <w:top w:type="dxa" w:w="80"/>
+              <w:left w:type="dxa" w:w="140"/>
+              <w:bottom w:type="dxa" w:w="80"/>
+              <w:right w:type="dxa" w:w="140"/>
+            </w:tcMar>
+          </w:tcPr>
+          <w:p>
+            <w:r>
+              <w:rPr>
+                <w:rFonts w:ascii="Georgia" w:cs="Georgia" w:eastAsia="Georgia" w:hAnsi="Georgia"/>
+                <w:color w:val="0F172A"/>
+                <w:sz w:val="20"/>
+                <w:szCs w:val="20"/>
+              </w:rPr>
+              <w:t xml:space="preserve">SP3-08</w:t>
+            </w:r>
+          </w:p>
+        </w:tc>
+        <w:tc>
+          <w:tcPr>
+            <w:tcW w:type="dxa" w:w="1560"/>
+            <w:tcBorders>
+              <w:top w:val="single" w:color="CBD5E1" w:sz="4"/>
+              <w:left w:val="single" w:color="CBD5E1" w:sz="4"/>
+              <w:bottom w:val="single" w:color="CBD5E1" w:sz="4"/>
+              <w:right w:val="single" w:color="CBD5E1" w:sz="4"/>
+            </w:tcBorders>
+            <w:tcMar>
+              <w:top w:type="dxa" w:w="80"/>
+              <w:left w:type="dxa" w:w="140"/>
+              <w:bottom w:type="dxa" w:w="80"/>
+              <w:right w:type="dxa" w:w="140"/>
+            </w:tcMar>
+          </w:tcPr>
+          <w:p>
+            <w:r>
+              <w:rPr>
+                <w:rFonts w:ascii="Georgia" w:cs="Georgia" w:eastAsia="Georgia" w:hAnsi="Georgia"/>
+                <w:color w:val="0F172A"/>
+                <w:sz w:val="20"/>
+                <w:szCs w:val="20"/>
+              </w:rPr>
+              <w:t xml:space="preserve">low</w:t>
+            </w:r>
+          </w:p>
+        </w:tc>
+        <w:tc>
+          <w:tcPr>
+            <w:tcW w:type="dxa" w:w="1560"/>
+            <w:tcBorders>
+              <w:top w:val="single" w:color="CBD5E1" w:sz="4"/>
+              <w:left w:val="single" w:color="CBD5E1" w:sz="4"/>
+              <w:bottom w:val="single" w:color="CBD5E1" w:sz="4"/>
+              <w:right w:val="single" w:color="CBD5E1" w:sz="4"/>
+            </w:tcBorders>
+            <w:tcMar>
+              <w:top w:type="dxa" w:w="80"/>
+              <w:left w:type="dxa" w:w="140"/>
+              <w:bottom w:type="dxa" w:w="80"/>
+              <w:right w:type="dxa" w:w="140"/>
+            </w:tcMar>
+          </w:tcPr>
+          <w:p>
+            <w:r>
+              <w:rPr>
+                <w:rFonts w:ascii="Georgia" w:cs="Georgia" w:eastAsia="Georgia" w:hAnsi="Georgia"/>
+                <w:color w:val="0F172A"/>
+                <w:sz w:val="20"/>
+                <w:szCs w:val="20"/>
+              </w:rPr>
+              <w:t xml:space="preserve">post-B8</w:t>
+            </w:r>
+          </w:p>
+        </w:tc>
+        <w:tc>
+          <w:tcPr>
+            <w:tcW w:type="dxa" w:w="1560"/>
+            <w:tcBorders>
+              <w:top w:val="single" w:color="CBD5E1" w:sz="4"/>
+              <w:left w:val="single" w:color="CBD5E1" w:sz="4"/>
+              <w:bottom w:val="single" w:color="CBD5E1" w:sz="4"/>
+              <w:right w:val="single" w:color="CBD5E1" w:sz="4"/>
+            </w:tcBorders>
+            <w:tcMar>
+              <w:top w:type="dxa" w:w="80"/>
+              <w:left w:type="dxa" w:w="140"/>
+              <w:bottom w:type="dxa" w:w="80"/>
+              <w:right w:type="dxa" w:w="140"/>
+            </w:tcMar>
+          </w:tcPr>
+          <w:p>
+            <w:r>
+              <w:rPr>
+                <w:rFonts w:ascii="Menlo" w:cs="Menlo" w:eastAsia="Menlo" w:hAnsi="Menlo"/>
+                <w:color w:val="B45309"/>
+                <w:sz w:val="20"/>
+                <w:szCs w:val="20"/>
+              </w:rPr>
+              <w:t xml:space="preserve">theme: studio</w:t>
+            </w:r>
+            <w:r>
+              <w:rPr>
+                <w:rFonts w:ascii="Georgia" w:cs="Georgia" w:eastAsia="Georgia" w:hAnsi="Georgia"/>
+                <w:color w:val="0F172A"/>
+                <w:sz w:val="20"/>
+                <w:szCs w:val="20"/>
+              </w:rPr>
+              <w:t xml:space="preserve"> frontmatter parsed but not visually applied in the blog post template.</w:t>
+            </w:r>
+          </w:p>
+        </w:tc>
+        <w:tc>
+          <w:tcPr>
+            <w:tcW w:type="dxa" w:w="1560"/>
+            <w:tcBorders>
+              <w:top w:val="single" w:color="CBD5E1" w:sz="4"/>
+              <w:left w:val="single" w:color="CBD5E1" w:sz="4"/>
+              <w:bottom w:val="single" w:color="CBD5E1" w:sz="4"/>
+              <w:right w:val="single" w:color="CBD5E1" w:sz="4"/>
+            </w:tcBorders>
+            <w:tcMar>
+              <w:top w:type="dxa" w:w="80"/>
+              <w:left w:type="dxa" w:w="140"/>
+              <w:bottom w:type="dxa" w:w="80"/>
+              <w:right w:type="dxa" w:w="140"/>
+            </w:tcMar>
+          </w:tcPr>
+          <w:p>
+            <w:r>
+              <w:rPr>
+                <w:rFonts w:ascii="Georgia" w:cs="Georgia" w:eastAsia="Georgia" w:hAnsi="Georgia"/>
+                <w:color w:val="0F172A"/>
+                <w:sz w:val="20"/>
+                <w:szCs w:val="20"/>
+              </w:rPr>
+              <w:t xml:space="preserve">Wire the studio palette variant into the post template.</w:t>
+            </w:r>
+          </w:p>
+        </w:tc>
+        <w:tc>
+          <w:tcPr>
+            <w:tcW w:type="dxa" w:w="1560"/>
+            <w:tcBorders>
+              <w:top w:val="single" w:color="CBD5E1" w:sz="4"/>
+              <w:left w:val="single" w:color="CBD5E1" w:sz="4"/>
+              <w:bottom w:val="single" w:color="CBD5E1" w:sz="4"/>
+              <w:right w:val="single" w:color="CBD5E1" w:sz="4"/>
+            </w:tcBorders>
+            <w:tcMar>
+              <w:top w:type="dxa" w:w="80"/>
+              <w:left w:type="dxa" w:w="140"/>
+              <w:bottom w:type="dxa" w:w="80"/>
+              <w:right w:type="dxa" w:w="140"/>
+            </w:tcMar>
+          </w:tcPr>
+          <w:p>
+            <w:r>
+              <w:rPr>
+                <w:rFonts w:ascii="Georgia" w:cs="Georgia" w:eastAsia="Georgia" w:hAnsi="Georgia"/>
+                <w:color w:val="0F172A"/>
+                <w:sz w:val="20"/>
+                <w:szCs w:val="20"/>
+              </w:rPr>
+              <w:t xml:space="preserve">Filed in Sprint 4+ roadmap (Sprint 4.5).</w:t>
+            </w:r>
+          </w:p>
+        </w:tc>
+      </w:tr>
+      <w:tr>
+        <w:tc>
+          <w:tcPr>
+            <w:tcW w:type="dxa" w:w="1560"/>
+            <w:tcBorders>
+              <w:top w:val="single" w:color="CBD5E1" w:sz="4"/>
+              <w:left w:val="single" w:color="CBD5E1" w:sz="4"/>
+              <w:bottom w:val="single" w:color="CBD5E1" w:sz="4"/>
+              <w:right w:val="single" w:color="CBD5E1" w:sz="4"/>
+            </w:tcBorders>
+            <w:tcMar>
+              <w:top w:type="dxa" w:w="80"/>
+              <w:left w:type="dxa" w:w="140"/>
+              <w:bottom w:type="dxa" w:w="80"/>
+              <w:right w:type="dxa" w:w="140"/>
+            </w:tcMar>
+          </w:tcPr>
+          <w:p>
+            <w:r>
+              <w:rPr>
+                <w:rFonts w:ascii="Georgia" w:cs="Georgia" w:eastAsia="Georgia" w:hAnsi="Georgia"/>
+                <w:color w:val="0F172A"/>
+                <w:sz w:val="20"/>
+                <w:szCs w:val="20"/>
+              </w:rPr>
+              <w:t xml:space="preserve">SP3-09</w:t>
+            </w:r>
+          </w:p>
+        </w:tc>
+        <w:tc>
+          <w:tcPr>
+            <w:tcW w:type="dxa" w:w="1560"/>
+            <w:tcBorders>
+              <w:top w:val="single" w:color="CBD5E1" w:sz="4"/>
+              <w:left w:val="single" w:color="CBD5E1" w:sz="4"/>
+              <w:bottom w:val="single" w:color="CBD5E1" w:sz="4"/>
+              <w:right w:val="single" w:color="CBD5E1" w:sz="4"/>
+            </w:tcBorders>
+            <w:tcMar>
+              <w:top w:type="dxa" w:w="80"/>
+              <w:left w:type="dxa" w:w="140"/>
+              <w:bottom w:type="dxa" w:w="80"/>
+              <w:right w:type="dxa" w:w="140"/>
+            </w:tcMar>
+          </w:tcPr>
+          <w:p>
+            <w:r>
+              <w:rPr>
+                <w:rFonts w:ascii="Georgia" w:cs="Georgia" w:eastAsia="Georgia" w:hAnsi="Georgia"/>
+                <w:color w:val="0F172A"/>
+                <w:sz w:val="20"/>
+                <w:szCs w:val="20"/>
+              </w:rPr>
+              <w:t xml:space="preserve">low</w:t>
+            </w:r>
+          </w:p>
+        </w:tc>
+        <w:tc>
+          <w:tcPr>
+            <w:tcW w:type="dxa" w:w="1560"/>
+            <w:tcBorders>
+              <w:top w:val="single" w:color="CBD5E1" w:sz="4"/>
+              <w:left w:val="single" w:color="CBD5E1" w:sz="4"/>
+              <w:bottom w:val="single" w:color="CBD5E1" w:sz="4"/>
+              <w:right w:val="single" w:color="CBD5E1" w:sz="4"/>
+            </w:tcBorders>
+            <w:tcMar>
+              <w:top w:type="dxa" w:w="80"/>
+              <w:left w:type="dxa" w:w="140"/>
+              <w:bottom w:type="dxa" w:w="80"/>
+              <w:right w:type="dxa" w:w="140"/>
+            </w:tcMar>
+          </w:tcPr>
+          <w:p>
+            <w:r>
+              <w:rPr>
+                <w:rFonts w:ascii="Georgia" w:cs="Georgia" w:eastAsia="Georgia" w:hAnsi="Georgia"/>
+                <w:color w:val="0F172A"/>
+                <w:sz w:val="20"/>
+                <w:szCs w:val="20"/>
+              </w:rPr>
+              <w:t xml:space="preserve">post-B8</w:t>
+            </w:r>
+          </w:p>
+        </w:tc>
+        <w:tc>
+          <w:tcPr>
+            <w:tcW w:type="dxa" w:w="1560"/>
+            <w:tcBorders>
+              <w:top w:val="single" w:color="CBD5E1" w:sz="4"/>
+              <w:left w:val="single" w:color="CBD5E1" w:sz="4"/>
+              <w:bottom w:val="single" w:color="CBD5E1" w:sz="4"/>
+              <w:right w:val="single" w:color="CBD5E1" w:sz="4"/>
+            </w:tcBorders>
+            <w:tcMar>
+              <w:top w:type="dxa" w:w="80"/>
+              <w:left w:type="dxa" w:w="140"/>
+              <w:bottom w:type="dxa" w:w="80"/>
+              <w:right w:type="dxa" w:w="140"/>
+            </w:tcMar>
+          </w:tcPr>
+          <w:p>
+            <w:r>
+              <w:rPr>
+                <w:rFonts w:ascii="Menlo" w:cs="Menlo" w:eastAsia="Menlo" w:hAnsi="Menlo"/>
+                <w:color w:val="B45309"/>
+                <w:sz w:val="20"/>
+                <w:szCs w:val="20"/>
+              </w:rPr>
+              <w:t xml:space="preserve">tags</w:t>
+            </w:r>
+            <w:r>
+              <w:rPr>
+                <w:rFonts w:ascii="Georgia" w:cs="Georgia" w:eastAsia="Georgia" w:hAnsi="Georgia"/>
+                <w:color w:val="0F172A"/>
+                <w:sz w:val="20"/>
+                <w:szCs w:val="20"/>
+              </w:rPr>
+              <w:t xml:space="preserve"> frontmatter parsed but not rendered on the post or blog index.</w:t>
+            </w:r>
+          </w:p>
+        </w:tc>
+        <w:tc>
+          <w:tcPr>
+            <w:tcW w:type="dxa" w:w="1560"/>
+            <w:tcBorders>
+              <w:top w:val="single" w:color="CBD5E1" w:sz="4"/>
+              <w:left w:val="single" w:color="CBD5E1" w:sz="4"/>
+              <w:bottom w:val="single" w:color="CBD5E1" w:sz="4"/>
+              <w:right w:val="single" w:color="CBD5E1" w:sz="4"/>
+            </w:tcBorders>
+            <w:tcMar>
+              <w:top w:type="dxa" w:w="80"/>
+              <w:left w:type="dxa" w:w="140"/>
+              <w:bottom w:type="dxa" w:w="80"/>
+              <w:right w:type="dxa" w:w="140"/>
+            </w:tcMar>
+          </w:tcPr>
+          <w:p>
+            <w:r>
+              <w:rPr>
+                <w:rFonts w:ascii="Georgia" w:cs="Georgia" w:eastAsia="Georgia" w:hAnsi="Georgia"/>
+                <w:color w:val="0F172A"/>
+                <w:sz w:val="20"/>
+                <w:szCs w:val="20"/>
+              </w:rPr>
+              <w:t xml:space="preserve">Surface tags as Plex Mono small-caps under the post header; future </w:t>
+            </w:r>
+            <w:r>
+              <w:rPr>
+                <w:rFonts w:ascii="Menlo" w:cs="Menlo" w:eastAsia="Menlo" w:hAnsi="Menlo"/>
+                <w:color w:val="B45309"/>
+                <w:sz w:val="20"/>
+                <w:szCs w:val="20"/>
+              </w:rPr>
+              <w:t xml:space="preserve">/blog/tag/&lt;tag&gt;</w:t>
+            </w:r>
+            <w:r>
+              <w:rPr>
+                <w:rFonts w:ascii="Georgia" w:cs="Georgia" w:eastAsia="Georgia" w:hAnsi="Georgia"/>
+                <w:color w:val="0F172A"/>
+                <w:sz w:val="20"/>
+                <w:szCs w:val="20"/>
+              </w:rPr>
+              <w:t xml:space="preserve"> index.</w:t>
+            </w:r>
+          </w:p>
+        </w:tc>
+        <w:tc>
+          <w:tcPr>
+            <w:tcW w:type="dxa" w:w="1560"/>
+            <w:tcBorders>
+              <w:top w:val="single" w:color="CBD5E1" w:sz="4"/>
+              <w:left w:val="single" w:color="CBD5E1" w:sz="4"/>
+              <w:bottom w:val="single" w:color="CBD5E1" w:sz="4"/>
+              <w:right w:val="single" w:color="CBD5E1" w:sz="4"/>
+            </w:tcBorders>
+            <w:tcMar>
+              <w:top w:type="dxa" w:w="80"/>
+              <w:left w:type="dxa" w:w="140"/>
+              <w:bottom w:type="dxa" w:w="80"/>
+              <w:right w:type="dxa" w:w="140"/>
+            </w:tcMar>
+          </w:tcPr>
+          <w:p>
+            <w:r>
+              <w:rPr>
+                <w:rFonts w:ascii="Georgia" w:cs="Georgia" w:eastAsia="Georgia" w:hAnsi="Georgia"/>
+                <w:color w:val="0F172A"/>
+                <w:sz w:val="20"/>
+                <w:szCs w:val="20"/>
+              </w:rPr>
+              <w:t xml:space="preserve">Filed in Sprint 4+ roadmap (Sprint 4.5).</w:t>
             </w:r>
           </w:p>
         </w:tc>
@@ -6432,71 +8539,107 @@
             <w:r>
               <w:rPr>
                 <w:rFonts w:ascii="Georgia" w:cs="Georgia" w:eastAsia="Georgia" w:hAnsi="Georgia"/>
+                <w:color w:val="0F172A"/>
+                <w:sz w:val="20"/>
+                <w:szCs w:val="20"/>
+              </w:rPr>
+              <w:t xml:space="preserve">2026-05-14</w:t>
+            </w:r>
+          </w:p>
+        </w:tc>
+        <w:tc>
+          <w:tcPr>
+            <w:tcW w:type="dxa" w:w="1498"/>
+            <w:tcBorders>
+              <w:top w:val="single" w:color="CBD5E1" w:sz="4"/>
+              <w:left w:val="single" w:color="CBD5E1" w:sz="4"/>
+              <w:bottom w:val="single" w:color="CBD5E1" w:sz="4"/>
+              <w:right w:val="single" w:color="CBD5E1" w:sz="4"/>
+            </w:tcBorders>
+            <w:tcMar>
+              <w:top w:type="dxa" w:w="80"/>
+              <w:left w:type="dxa" w:w="140"/>
+              <w:bottom w:type="dxa" w:w="80"/>
+              <w:right w:type="dxa" w:w="140"/>
+            </w:tcMar>
+          </w:tcPr>
+          <w:p>
+            <w:r>
+              <w:rPr>
+                <w:rFonts w:ascii="Georgia" w:cs="Georgia" w:eastAsia="Georgia" w:hAnsi="Georgia"/>
+                <w:b/>
+                <w:bCs/>
+                <w:color w:val="0F172A"/>
+                <w:sz w:val="20"/>
+                <w:szCs w:val="20"/>
+              </w:rPr>
+              <w:t xml:space="preserve">PASS</w:t>
+            </w:r>
+          </w:p>
+        </w:tc>
+        <w:tc>
+          <w:tcPr>
+            <w:tcW w:type="dxa" w:w="2433"/>
+            <w:tcBorders>
+              <w:top w:val="single" w:color="CBD5E1" w:sz="4"/>
+              <w:left w:val="single" w:color="CBD5E1" w:sz="4"/>
+              <w:bottom w:val="single" w:color="CBD5E1" w:sz="4"/>
+              <w:right w:val="single" w:color="CBD5E1" w:sz="4"/>
+            </w:tcBorders>
+            <w:tcMar>
+              <w:top w:type="dxa" w:w="80"/>
+              <w:left w:type="dxa" w:w="140"/>
+              <w:bottom w:type="dxa" w:w="80"/>
+              <w:right w:type="dxa" w:w="140"/>
+            </w:tcMar>
+          </w:tcPr>
+          <w:p>
+            <w:r>
+              <w:rPr>
+                <w:rFonts w:ascii="Georgia" w:cs="Georgia" w:eastAsia="Georgia" w:hAnsi="Georgia"/>
+                <w:color w:val="0F172A"/>
+                <w:sz w:val="20"/>
+                <w:szCs w:val="20"/>
+              </w:rPr>
+              <w:t xml:space="preserve">All 10 in-browser steps green (B9 + B10 exercised end-to-end via the first real Dispatch — </w:t>
+            </w:r>
+            <w:r>
+              <w:rPr>
+                <w:rFonts w:ascii="Georgia" w:cs="Georgia" w:eastAsia="Georgia" w:hAnsi="Georgia"/>
                 <w:i/>
                 <w:iCs/>
                 <w:color w:val="0F172A"/>
                 <w:sz w:val="20"/>
                 <w:szCs w:val="20"/>
               </w:rPr>
-              <w:t xml:space="preserve">pending</w:t>
-            </w:r>
-          </w:p>
-        </w:tc>
-        <w:tc>
-          <w:tcPr>
-            <w:tcW w:type="dxa" w:w="1498"/>
-            <w:tcBorders>
-              <w:top w:val="single" w:color="CBD5E1" w:sz="4"/>
-              <w:left w:val="single" w:color="CBD5E1" w:sz="4"/>
-              <w:bottom w:val="single" w:color="CBD5E1" w:sz="4"/>
-              <w:right w:val="single" w:color="CBD5E1" w:sz="4"/>
-            </w:tcBorders>
-            <w:tcMar>
-              <w:top w:type="dxa" w:w="80"/>
-              <w:left w:type="dxa" w:w="140"/>
-              <w:bottom w:type="dxa" w:w="80"/>
-              <w:right w:type="dxa" w:w="140"/>
-            </w:tcMar>
-          </w:tcPr>
-          <w:p>
-            <w:r>
-              <w:rPr>
-                <w:rFonts w:ascii="Georgia" w:cs="Georgia" w:eastAsia="Georgia" w:hAnsi="Georgia"/>
-                <w:i/>
-                <w:iCs/>
-                <w:color w:val="0F172A"/>
-                <w:sz w:val="20"/>
-                <w:szCs w:val="20"/>
-              </w:rPr>
-              <w:t xml:space="preserve">pending</w:t>
-            </w:r>
-          </w:p>
-        </w:tc>
-        <w:tc>
-          <w:tcPr>
-            <w:tcW w:type="dxa" w:w="2433"/>
-            <w:tcBorders>
-              <w:top w:val="single" w:color="CBD5E1" w:sz="4"/>
-              <w:left w:val="single" w:color="CBD5E1" w:sz="4"/>
-              <w:bottom w:val="single" w:color="CBD5E1" w:sz="4"/>
-              <w:right w:val="single" w:color="CBD5E1" w:sz="4"/>
-            </w:tcBorders>
-            <w:tcMar>
-              <w:top w:type="dxa" w:w="80"/>
-              <w:left w:type="dxa" w:w="140"/>
-              <w:bottom w:type="dxa" w:w="80"/>
-              <w:right w:type="dxa" w:w="140"/>
-            </w:tcMar>
-          </w:tcPr>
-          <w:p>
-            <w:r>
-              <w:rPr>
-                <w:rFonts w:ascii="Georgia" w:cs="Georgia" w:eastAsia="Georgia" w:hAnsi="Georgia"/>
-                <w:color w:val="0F172A"/>
-                <w:sz w:val="20"/>
-                <w:szCs w:val="20"/>
-              </w:rPr>
-              <w:t xml:space="preserve">Awaiting Stage B in-browser run.</w:t>
+              <w:t xml:space="preserve">"Four Weeks That Bent the AI Arc"</w:t>
+            </w:r>
+            <w:r>
+              <w:rPr>
+                <w:rFonts w:ascii="Georgia" w:cs="Georgia" w:eastAsia="Georgia" w:hAnsi="Georgia"/>
+                <w:color w:val="0F172A"/>
+                <w:sz w:val="20"/>
+                <w:szCs w:val="20"/>
+              </w:rPr>
+              <w:t xml:space="preserve"> now live at </w:t>
+            </w:r>
+            <w:r>
+              <w:rPr>
+                <w:rFonts w:ascii="Menlo" w:cs="Menlo" w:eastAsia="Menlo" w:hAnsi="Menlo"/>
+                <w:color w:val="B45309"/>
+                <w:sz w:val="20"/>
+                <w:szCs w:val="20"/>
+              </w:rPr>
+              <w:t xml:space="preserve">/blog/four-weeks-that-bent-the-ai-arc</w:t>
+            </w:r>
+            <w:r>
+              <w:rPr>
+                <w:rFonts w:ascii="Georgia" w:cs="Georgia" w:eastAsia="Georgia" w:hAnsi="Georgia"/>
+                <w:color w:val="0F172A"/>
+                <w:sz w:val="20"/>
+                <w:szCs w:val="20"/>
+              </w:rPr>
+              <w:t xml:space="preserve">). Four fixes shipped mid-flight (PRs #11–#14: aspirational UI label dropped, autosave stale-closure fixed, autosave-on-mount overwrite fixed, trash button added) — every fix traced cleanly to the step that caught it. Sprint 3 closed.</w:t>
             </w:r>
           </w:p>
         </w:tc>
@@ -6509,13 +8652,39 @@
       <w:r>
         <w:rPr>
           <w:rFonts w:ascii="Georgia" w:cs="Georgia" w:eastAsia="Georgia" w:hAnsi="Georgia"/>
+          <w:b/>
+          <w:bCs/>
           <w:color w:val="0F172A"/>
           <w:sz w:val="22"/>
           <w:szCs w:val="22"/>
         </w:rPr>
-        <w:t xml:space="preserve">Once Stage B is signed: update the Sprint 3 row in </w:t>
+        <w:t xml:space="preserve">Post-close housekeeping:</w:t>
       </w:r>
-      <w:hyperlink w:history="1" r:id="rIdnmi5tpdfvvyfxtlacew_g">
+    </w:p>
+    <w:p>
+      <w:pPr>
+        <w:spacing w:after="60" w:line="280"/>
+        <w:ind w:left="360"/>
+      </w:pPr>
+      <w:r>
+        <w:rPr>
+          <w:rFonts w:ascii="Menlo" w:cs="Menlo" w:eastAsia="Menlo" w:hAnsi="Menlo"/>
+          <w:color w:val="0F172A"/>
+          <w:sz w:val="22"/>
+          <w:szCs w:val="22"/>
+        </w:rPr>
+        <w:t xml:space="preserve">☑  </w:t>
+      </w:r>
+      <w:r>
+        <w:rPr>
+          <w:rFonts w:ascii="Georgia" w:cs="Georgia" w:eastAsia="Georgia" w:hAnsi="Georgia"/>
+          <w:color w:val="0F172A"/>
+          <w:sz w:val="22"/>
+          <w:szCs w:val="22"/>
+        </w:rPr>
+        <w:t xml:space="preserve">Sprint 3 row in </w:t>
+      </w:r>
+      <w:hyperlink w:history="1" r:id="rIdbtkuefg4gtzvjxcpeoh5b">
         <w:r>
           <w:rPr>
             <w:rFonts w:ascii="Georgia" w:cs="Georgia" w:eastAsia="Georgia" w:hAnsi="Georgia"/>
@@ -6534,7 +8703,7 @@
           <w:sz w:val="22"/>
           <w:szCs w:val="22"/>
         </w:rPr>
-        <w:t xml:space="preserve"> from </w:t>
+        <w:t xml:space="preserve"> moved from </w:t>
       </w:r>
       <w:r>
         <w:rPr>
@@ -6554,7 +8723,7 @@
           <w:sz w:val="22"/>
           <w:szCs w:val="22"/>
         </w:rPr>
-        <w:t xml:space="preserve"> to </w:t>
+        <w:t xml:space="preserve"> → </w:t>
       </w:r>
       <w:r>
         <w:rPr>
@@ -6574,7 +8743,42 @@
           <w:sz w:val="22"/>
           <w:szCs w:val="22"/>
         </w:rPr>
-        <w:t xml:space="preserve"> and clear </w:t>
+        <w:t xml:space="preserve">.</w:t>
+      </w:r>
+    </w:p>
+    <w:p>
+      <w:pPr>
+        <w:spacing w:after="60" w:line="280"/>
+        <w:ind w:left="360"/>
+      </w:pPr>
+      <w:r>
+        <w:rPr>
+          <w:rFonts w:ascii="Menlo" w:cs="Menlo" w:eastAsia="Menlo" w:hAnsi="Menlo"/>
+          <w:color w:val="0F172A"/>
+          <w:sz w:val="22"/>
+          <w:szCs w:val="22"/>
+        </w:rPr>
+        <w:t xml:space="preserve">☐  </w:t>
+      </w:r>
+      <w:r>
+        <w:rPr>
+          <w:rFonts w:ascii="Georgia" w:cs="Georgia" w:eastAsia="Georgia" w:hAnsi="Georgia"/>
+          <w:b/>
+          <w:bCs/>
+          <w:color w:val="0F172A"/>
+          <w:sz w:val="22"/>
+          <w:szCs w:val="22"/>
+        </w:rPr>
+        <w:t xml:space="preserve">Tarry:</w:t>
+      </w:r>
+      <w:r>
+        <w:rPr>
+          <w:rFonts w:ascii="Georgia" w:cs="Georgia" w:eastAsia="Georgia" w:hAnsi="Georgia"/>
+          <w:color w:val="0F172A"/>
+          <w:sz w:val="22"/>
+          <w:szCs w:val="22"/>
+        </w:rPr>
+        <w:t xml:space="preserve"> clear </w:t>
       </w:r>
       <w:r>
         <w:rPr>
@@ -6592,7 +8796,25 @@
           <w:sz w:val="22"/>
           <w:szCs w:val="22"/>
         </w:rPr>
-        <w:t xml:space="preserve"> from the Vercel project.</w:t>
+        <w:t xml:space="preserve"> from </w:t>
+      </w:r>
+      <w:r>
+        <w:rPr>
+          <w:rFonts w:ascii="Menlo" w:cs="Menlo" w:eastAsia="Menlo" w:hAnsi="Menlo"/>
+          <w:color w:val="B45309"/>
+          <w:sz w:val="20"/>
+          <w:szCs w:val="20"/>
+        </w:rPr>
+        <w:t xml:space="preserve">tarrysingh-com-zdmb</w:t>
+      </w:r>
+      <w:r>
+        <w:rPr>
+          <w:rFonts w:ascii="Georgia" w:cs="Georgia" w:eastAsia="Georgia" w:hAnsi="Georgia"/>
+          <w:color w:val="0F172A"/>
+          <w:sz w:val="22"/>
+          <w:szCs w:val="22"/>
+        </w:rPr>
+        <w:t xml:space="preserve"> Vercel project (Dev / Preview / Prod). Triggers automatic redeploy.</w:t>
       </w:r>
     </w:p>
     <w:p>

--- a/docs/reports/sprint-3-uat-results.docx
+++ b/docs/reports/sprint-3-uat-results.docx
@@ -83,7 +83,7 @@
         </w:rPr>
         <w:t xml:space="preserve"> </w:t>
       </w:r>
-      <w:hyperlink w:history="1" r:id="rIdkv0maa0bzohtl8chhlunw">
+      <w:hyperlink w:history="1" r:id="rIdbgpyhiwuc2mpqngndwrxj">
         <w:r>
           <w:rPr>
             <w:rFonts w:ascii="Georgia" w:cs="Georgia" w:eastAsia="Georgia" w:hAnsi="Georgia"/>
@@ -104,7 +104,7 @@
         </w:rPr>
         <w:t xml:space="preserve"> · </w:t>
       </w:r>
-      <w:hyperlink w:history="1" r:id="rIdzspp_oocyaqu3d0cyl0yc">
+      <w:hyperlink w:history="1" r:id="rIdci8979noesvkstl-slvpk">
         <w:r>
           <w:rPr>
             <w:rFonts w:ascii="Georgia" w:cs="Georgia" w:eastAsia="Georgia" w:hAnsi="Georgia"/>
@@ -8684,7 +8684,7 @@
         </w:rPr>
         <w:t xml:space="preserve">Sprint 3 row in </w:t>
       </w:r>
-      <w:hyperlink w:history="1" r:id="rIdbtkuefg4gtzvjxcpeoh5b">
+      <w:hyperlink w:history="1" r:id="rIdfflfij-cfsby-kglfnexf">
         <w:r>
           <w:rPr>
             <w:rFonts w:ascii="Georgia" w:cs="Georgia" w:eastAsia="Georgia" w:hAnsi="Georgia"/>
@@ -8758,27 +8758,7 @@
           <w:sz w:val="22"/>
           <w:szCs w:val="22"/>
         </w:rPr>
-        <w:t xml:space="preserve">☐  </w:t>
-      </w:r>
-      <w:r>
-        <w:rPr>
-          <w:rFonts w:ascii="Georgia" w:cs="Georgia" w:eastAsia="Georgia" w:hAnsi="Georgia"/>
-          <w:b/>
-          <w:bCs/>
-          <w:color w:val="0F172A"/>
-          <w:sz w:val="22"/>
-          <w:szCs w:val="22"/>
-        </w:rPr>
-        <w:t xml:space="preserve">Tarry:</w:t>
-      </w:r>
-      <w:r>
-        <w:rPr>
-          <w:rFonts w:ascii="Georgia" w:cs="Georgia" w:eastAsia="Georgia" w:hAnsi="Georgia"/>
-          <w:color w:val="0F172A"/>
-          <w:sz w:val="22"/>
-          <w:szCs w:val="22"/>
-        </w:rPr>
-        <w:t xml:space="preserve"> clear </w:t>
+        <w:t xml:space="preserve">☑  </w:t>
       </w:r>
       <w:r>
         <w:rPr>
@@ -8796,7 +8776,7 @@
           <w:sz w:val="22"/>
           <w:szCs w:val="22"/>
         </w:rPr>
-        <w:t xml:space="preserve"> from </w:t>
+        <w:t xml:space="preserve"> cleared from </w:t>
       </w:r>
       <w:r>
         <w:rPr>
@@ -8814,7 +8794,7 @@
           <w:sz w:val="22"/>
           <w:szCs w:val="22"/>
         </w:rPr>
-        <w:t xml:space="preserve"> Vercel project (Dev / Preview / Prod). Triggers automatic redeploy.</w:t>
+        <w:t xml:space="preserve"> Vercel project (Dev / Preview / Prod) by Tarry on 2026-05-14. Automatic redeploy followed.</w:t>
       </w:r>
     </w:p>
     <w:p>
